--- a/reports/practice_report_template.docx
+++ b/reports/practice_report_template.docx
@@ -1,6 +1,6 @@
 
 <file path=word/document.xml><?xml version="1.0" encoding="utf-8"?>
-<w:document xmlns:wpc="http://schemas.microsoft.com/office/word/2010/wordprocessingCanvas" xmlns:mc="http://schemas.openxmlformats.org/markup-compatibility/2006" xmlns:o="urn:schemas-microsoft-com:office:office" xmlns:r="http://schemas.openxmlformats.org/officeDocument/2006/relationships" xmlns:m="http://schemas.openxmlformats.org/officeDocument/2006/math" xmlns:v="urn:schemas-microsoft-com:vml" xmlns:wp14="http://schemas.microsoft.com/office/word/2010/wordprocessingDrawing" xmlns:wp="http://schemas.openxmlformats.org/drawingml/2006/wordprocessingDrawing" xmlns:w10="urn:schemas-microsoft-com:office:word" xmlns:w="http://schemas.openxmlformats.org/wordprocessingml/2006/main" xmlns:w14="http://schemas.microsoft.com/office/word/2010/wordml" xmlns:w15="http://schemas.microsoft.com/office/word/2012/wordml" xmlns:wpg="http://schemas.microsoft.com/office/word/2010/wordprocessingGroup" xmlns:wpi="http://schemas.microsoft.com/office/word/2010/wordprocessingInk" xmlns:wne="http://schemas.microsoft.com/office/word/2006/wordml" xmlns:wps="http://schemas.microsoft.com/office/word/2010/wordprocessingShape" mc:Ignorable="w14 w15 wp14">
+<w:document xmlns:wpc="http://schemas.microsoft.com/office/word/2010/wordprocessingCanvas" xmlns:cx="http://schemas.microsoft.com/office/drawing/2014/chartex" xmlns:cx1="http://schemas.microsoft.com/office/drawing/2015/9/8/chartex" xmlns:cx2="http://schemas.microsoft.com/office/drawing/2015/10/21/chartex" xmlns:cx3="http://schemas.microsoft.com/office/drawing/2016/5/9/chartex" xmlns:cx4="http://schemas.microsoft.com/office/drawing/2016/5/10/chartex" xmlns:cx5="http://schemas.microsoft.com/office/drawing/2016/5/11/chartex" xmlns:cx6="http://schemas.microsoft.com/office/drawing/2016/5/12/chartex" xmlns:cx7="http://schemas.microsoft.com/office/drawing/2016/5/13/chartex" xmlns:cx8="http://schemas.microsoft.com/office/drawing/2016/5/14/chartex" xmlns:mc="http://schemas.openxmlformats.org/markup-compatibility/2006" xmlns:aink="http://schemas.microsoft.com/office/drawing/2016/ink" xmlns:am3d="http://schemas.microsoft.com/office/drawing/2017/model3d" xmlns:o="urn:schemas-microsoft-com:office:office" xmlns:oel="http://schemas.microsoft.com/office/2019/extlst" xmlns:r="http://schemas.openxmlformats.org/officeDocument/2006/relationships" xmlns:m="http://schemas.openxmlformats.org/officeDocument/2006/math" xmlns:v="urn:schemas-microsoft-com:vml" xmlns:wp14="http://schemas.microsoft.com/office/word/2010/wordprocessingDrawing" xmlns:wp="http://schemas.openxmlformats.org/drawingml/2006/wordprocessingDrawing" xmlns:w10="urn:schemas-microsoft-com:office:word" xmlns:w="http://schemas.openxmlformats.org/wordprocessingml/2006/main" xmlns:w14="http://schemas.microsoft.com/office/word/2010/wordml" xmlns:w15="http://schemas.microsoft.com/office/word/2012/wordml" xmlns:w16cex="http://schemas.microsoft.com/office/word/2018/wordml/cex" xmlns:w16cid="http://schemas.microsoft.com/office/word/2016/wordml/cid" xmlns:w16="http://schemas.microsoft.com/office/word/2018/wordml" xmlns:w16sdtdh="http://schemas.microsoft.com/office/word/2020/wordml/sdtdatahash" xmlns:w16se="http://schemas.microsoft.com/office/word/2015/wordml/symex" xmlns:wpg="http://schemas.microsoft.com/office/word/2010/wordprocessingGroup" xmlns:wpi="http://schemas.microsoft.com/office/word/2010/wordprocessingInk" xmlns:wne="http://schemas.microsoft.com/office/word/2006/wordml" xmlns:wps="http://schemas.microsoft.com/office/word/2010/wordprocessingShape" mc:Ignorable="w14 w15 w16se w16cid w16 w16cex w16sdtdh wp14">
   <w:body>
     <w:p>
       <w:pPr>
@@ -101,7 +101,7 @@
           <w:szCs w:val="24"/>
           <w:lang w:eastAsia="en-US" w:bidi="en-US"/>
         </w:rPr>
-        <w:t>_______________________________</w:t>
+        <w:t>информационных технологий</w:t>
       </w:r>
       <w:r>
         <w:rPr>
@@ -122,7 +122,7 @@
           <w:szCs w:val="24"/>
           <w:lang w:eastAsia="en-US" w:bidi="en-US"/>
         </w:rPr>
-        <w:t>_____________________________________</w:t>
+        <w:t>Информатика и информационные технологии</w:t>
       </w:r>
       <w:r>
         <w:rPr>
@@ -166,7 +166,7 @@
           <w:szCs w:val="24"/>
           <w:lang w:eastAsia="en-US" w:bidi="en-US"/>
         </w:rPr>
-        <w:t xml:space="preserve">пециальность: </w:t>
+        <w:t>пециальность</w:t>
       </w:r>
       <w:r>
         <w:rPr>
@@ -176,7 +176,17 @@
           <w:szCs w:val="24"/>
           <w:lang w:eastAsia="en-US" w:bidi="en-US"/>
         </w:rPr>
-        <w:t>______________________________________</w:t>
+        <w:t xml:space="preserve">: </w:t>
+      </w:r>
+      <w:r>
+        <w:rPr>
+          <w:rFonts w:ascii="Times New Roman" w:hAnsi="Times New Roman" w:cs="Times New Roman"/>
+          <w:color w:val="000000"/>
+          <w:sz w:val="24"/>
+          <w:szCs w:val="24"/>
+          <w:lang w:eastAsia="en-US" w:bidi="en-US"/>
+        </w:rPr>
+        <w:t>09.03.02 Информационные системы и технологии</w:t>
       </w:r>
     </w:p>
     <w:p>
@@ -324,7 +334,7 @@
           <w:sz w:val="28"/>
           <w:lang w:eastAsia="en-US" w:bidi="en-US"/>
         </w:rPr>
-        <w:t xml:space="preserve">: </w:t>
+        <w:t>: Волынкин Алексей Павлович</w:t>
       </w:r>
       <w:r>
         <w:rPr>
@@ -333,7 +343,7 @@
           <w:sz w:val="28"/>
           <w:lang w:eastAsia="en-US" w:bidi="en-US"/>
         </w:rPr>
-        <w:t>____________________________</w:t>
+        <w:t xml:space="preserve"> Группа: </w:t>
       </w:r>
       <w:r>
         <w:rPr>
@@ -342,16 +352,7 @@
           <w:sz w:val="28"/>
           <w:lang w:eastAsia="en-US" w:bidi="en-US"/>
         </w:rPr>
-        <w:t xml:space="preserve"> Группа: </w:t>
-      </w:r>
-      <w:r>
-        <w:rPr>
-          <w:rFonts w:ascii="Times New Roman" w:eastAsia="Times New Roman" w:hAnsi="Times New Roman" w:cs="Times New Roman"/>
-          <w:color w:val="000000"/>
-          <w:sz w:val="28"/>
-          <w:lang w:eastAsia="en-US" w:bidi="en-US"/>
-        </w:rPr>
-        <w:t>_______________</w:t>
+        <w:t>253-331</w:t>
       </w:r>
     </w:p>
     <w:p>
@@ -382,9 +383,8 @@
           <w:sz w:val="28"/>
           <w:lang w:eastAsia="en-US" w:bidi="en-US"/>
         </w:rPr>
-        <w:t xml:space="preserve">Московский </w:t>
-      </w:r>
-      <w:proofErr w:type="spellStart"/>
+        <w:t>Московский Политех</w:t>
+      </w:r>
       <w:r>
         <w:rPr>
           <w:rFonts w:ascii="Times New Roman" w:eastAsia="Times New Roman" w:hAnsi="Times New Roman" w:cs="Times New Roman"/>
@@ -392,9 +392,8 @@
           <w:sz w:val="28"/>
           <w:lang w:eastAsia="en-US" w:bidi="en-US"/>
         </w:rPr>
-        <w:t>Политех</w:t>
-      </w:r>
-      <w:proofErr w:type="spellEnd"/>
+        <w:t xml:space="preserve">, кафедра </w:t>
+      </w:r>
       <w:r>
         <w:rPr>
           <w:rFonts w:ascii="Times New Roman" w:eastAsia="Times New Roman" w:hAnsi="Times New Roman" w:cs="Times New Roman"/>
@@ -402,7 +401,7 @@
           <w:sz w:val="28"/>
           <w:lang w:eastAsia="en-US" w:bidi="en-US"/>
         </w:rPr>
-        <w:t>, кафедра _________________</w:t>
+        <w:t>Информатика и информационные технологии</w:t>
       </w:r>
     </w:p>
     <w:p>
@@ -471,7 +470,7 @@
           <w:szCs w:val="28"/>
           <w:lang w:eastAsia="en-US" w:bidi="en-US"/>
         </w:rPr>
-        <w:t>_________________________________</w:t>
+        <w:t>Меньшикова Наталия Павловна</w:t>
       </w:r>
     </w:p>
     <w:p>
@@ -490,35 +489,7 @@
     <w:p>
       <w:pPr>
         <w:spacing w:before="100" w:beforeAutospacing="1" w:after="100" w:afterAutospacing="1" w:line="360" w:lineRule="auto"/>
-        <w:ind w:left="-5" w:right="67"/>
-        <w:rPr>
-          <w:rFonts w:ascii="Times New Roman" w:eastAsia="Times New Roman" w:hAnsi="Times New Roman" w:cs="Times New Roman"/>
-          <w:color w:val="000000"/>
-          <w:sz w:val="28"/>
-          <w:szCs w:val="28"/>
-          <w:lang w:eastAsia="en-US" w:bidi="en-US"/>
-        </w:rPr>
-      </w:pPr>
-    </w:p>
-    <w:p>
-      <w:pPr>
-        <w:spacing w:before="100" w:beforeAutospacing="1" w:after="100" w:afterAutospacing="1" w:line="360" w:lineRule="auto"/>
-        <w:ind w:left="-5" w:right="67"/>
-        <w:rPr>
-          <w:rFonts w:ascii="Times New Roman" w:eastAsia="Times New Roman" w:hAnsi="Times New Roman" w:cs="Times New Roman"/>
-          <w:color w:val="000000"/>
-          <w:sz w:val="28"/>
-          <w:szCs w:val="28"/>
-          <w:lang w:eastAsia="en-US" w:bidi="en-US"/>
-        </w:rPr>
-      </w:pPr>
-      <w:bookmarkStart w:id="0" w:name="_GoBack"/>
-      <w:bookmarkEnd w:id="0"/>
-    </w:p>
-    <w:p>
-      <w:pPr>
-        <w:spacing w:before="100" w:beforeAutospacing="1" w:after="100" w:afterAutospacing="1" w:line="360" w:lineRule="auto"/>
-        <w:ind w:left="-5" w:right="67"/>
+        <w:ind w:right="67"/>
         <w:rPr>
           <w:rFonts w:ascii="Times New Roman" w:eastAsia="Times New Roman" w:hAnsi="Times New Roman" w:cs="Times New Roman"/>
           <w:color w:val="000000"/>
@@ -559,21 +530,43 @@
           <w:szCs w:val="28"/>
           <w:lang w:eastAsia="en-US" w:bidi="en-US"/>
         </w:rPr>
-        <w:t>5</w:t>
-      </w:r>
-    </w:p>
-    <w:p>
-      <w:pPr>
-        <w:keepNext/>
-        <w:keepLines/>
-        <w:pBdr>
-          <w:top w:val="nil"/>
-          <w:left w:val="nil"/>
-          <w:bottom w:val="nil"/>
-          <w:right w:val="nil"/>
-          <w:between w:val="nil"/>
-        </w:pBdr>
-        <w:spacing w:after="0" w:line="360" w:lineRule="auto"/>
+        <w:t>6</w:t>
+      </w:r>
+    </w:p>
+    <w:p>
+      <w:pPr>
+        <w:rPr>
+          <w:rFonts w:ascii="Times New Roman" w:eastAsia="Times New Roman" w:hAnsi="Times New Roman" w:cs="Times New Roman"/>
+          <w:color w:val="000000"/>
+          <w:sz w:val="28"/>
+          <w:szCs w:val="28"/>
+          <w:lang w:eastAsia="en-US" w:bidi="en-US"/>
+        </w:rPr>
+      </w:pPr>
+      <w:r>
+        <w:rPr>
+          <w:rFonts w:ascii="Times New Roman" w:eastAsia="Times New Roman" w:hAnsi="Times New Roman" w:cs="Times New Roman"/>
+          <w:color w:val="000000"/>
+          <w:sz w:val="28"/>
+          <w:szCs w:val="28"/>
+          <w:lang w:eastAsia="en-US" w:bidi="en-US"/>
+        </w:rPr>
+        <w:br w:type="page"/>
+      </w:r>
+    </w:p>
+    <w:p>
+      <w:pPr>
+        <w:keepNext/>
+        <w:keepLines/>
+        <w:pBdr>
+          <w:top w:val="nil"/>
+          <w:left w:val="nil"/>
+          <w:bottom w:val="nil"/>
+          <w:right w:val="nil"/>
+          <w:between w:val="nil"/>
+        </w:pBdr>
+        <w:spacing w:after="0" w:line="360" w:lineRule="auto"/>
+        <w:ind w:firstLine="851"/>
         <w:jc w:val="center"/>
         <w:rPr>
           <w:rFonts w:ascii="Times New Roman" w:eastAsia="Times New Roman" w:hAnsi="Times New Roman" w:cs="Times New Roman"/>
@@ -605,6 +598,7 @@
           <w:between w:val="nil"/>
         </w:pBdr>
         <w:spacing w:after="0" w:line="360" w:lineRule="auto"/>
+        <w:ind w:firstLine="851"/>
         <w:jc w:val="center"/>
         <w:rPr>
           <w:rFonts w:ascii="Times New Roman" w:eastAsia="Times New Roman" w:hAnsi="Times New Roman" w:cs="Times New Roman"/>
@@ -626,21 +620,31 @@
           <w:between w:val="nil"/>
         </w:pBdr>
         <w:spacing w:after="0" w:line="360" w:lineRule="auto"/>
-        <w:rPr>
-          <w:rFonts w:ascii="Times New Roman" w:eastAsia="Times New Roman" w:hAnsi="Times New Roman" w:cs="Times New Roman"/>
-          <w:color w:val="000000"/>
-          <w:sz w:val="28"/>
-          <w:szCs w:val="28"/>
-        </w:rPr>
-      </w:pPr>
-      <w:r>
-        <w:rPr>
-          <w:rFonts w:ascii="Times New Roman" w:eastAsia="Times New Roman" w:hAnsi="Times New Roman" w:cs="Times New Roman"/>
-          <w:color w:val="000000"/>
-          <w:sz w:val="28"/>
-          <w:szCs w:val="28"/>
-        </w:rPr>
-        <w:t>ВВЕДЕНИЕ</w:t>
+        <w:ind w:firstLine="851"/>
+        <w:rPr>
+          <w:rFonts w:ascii="Times New Roman" w:eastAsia="Times New Roman" w:hAnsi="Times New Roman" w:cs="Times New Roman"/>
+          <w:color w:val="000000"/>
+          <w:sz w:val="28"/>
+          <w:szCs w:val="28"/>
+        </w:rPr>
+      </w:pPr>
+      <w:r>
+        <w:rPr>
+          <w:rFonts w:ascii="Times New Roman" w:eastAsia="Times New Roman" w:hAnsi="Times New Roman" w:cs="Times New Roman"/>
+          <w:color w:val="000000"/>
+          <w:sz w:val="28"/>
+          <w:szCs w:val="28"/>
+        </w:rPr>
+        <w:t>В</w:t>
+      </w:r>
+      <w:r>
+        <w:rPr>
+          <w:rFonts w:ascii="Times New Roman" w:eastAsia="Times New Roman" w:hAnsi="Times New Roman" w:cs="Times New Roman"/>
+          <w:color w:val="000000"/>
+          <w:sz w:val="28"/>
+          <w:szCs w:val="28"/>
+        </w:rPr>
+        <w:t>ведение</w:t>
       </w:r>
     </w:p>
     <w:p>
@@ -660,6 +664,7 @@
           <w:between w:val="nil"/>
         </w:pBdr>
         <w:spacing w:after="0" w:line="360" w:lineRule="auto"/>
+        <w:ind w:left="0" w:firstLine="851"/>
         <w:rPr>
           <w:rFonts w:ascii="Times New Roman" w:eastAsia="Times New Roman" w:hAnsi="Times New Roman" w:cs="Times New Roman"/>
           <w:color w:val="000000"/>
@@ -684,83 +689,6 @@
           <w:szCs w:val="28"/>
         </w:rPr>
         <w:t>:</w:t>
-      </w:r>
-    </w:p>
-    <w:p>
-      <w:pPr>
-        <w:pStyle w:val="a6"/>
-        <w:keepNext/>
-        <w:keepLines/>
-        <w:numPr>
-          <w:ilvl w:val="0"/>
-          <w:numId w:val="22"/>
-        </w:numPr>
-        <w:pBdr>
-          <w:top w:val="nil"/>
-          <w:left w:val="nil"/>
-          <w:bottom w:val="nil"/>
-          <w:right w:val="nil"/>
-          <w:between w:val="nil"/>
-        </w:pBdr>
-        <w:spacing w:after="0" w:line="360" w:lineRule="auto"/>
-        <w:rPr>
-          <w:rFonts w:ascii="Times New Roman" w:eastAsia="Times New Roman" w:hAnsi="Times New Roman" w:cs="Times New Roman"/>
-          <w:color w:val="000000"/>
-          <w:sz w:val="28"/>
-          <w:szCs w:val="28"/>
-        </w:rPr>
-      </w:pPr>
-      <w:r>
-        <w:rPr>
-          <w:rFonts w:ascii="Times New Roman" w:eastAsia="Times New Roman" w:hAnsi="Times New Roman" w:cs="Times New Roman"/>
-          <w:color w:val="000000"/>
-          <w:sz w:val="28"/>
-          <w:szCs w:val="28"/>
-        </w:rPr>
-        <w:t>Название проекта</w:t>
-      </w:r>
-    </w:p>
-    <w:p>
-      <w:pPr>
-        <w:pStyle w:val="a6"/>
-        <w:keepNext/>
-        <w:keepLines/>
-        <w:numPr>
-          <w:ilvl w:val="0"/>
-          <w:numId w:val="22"/>
-        </w:numPr>
-        <w:pBdr>
-          <w:top w:val="nil"/>
-          <w:left w:val="nil"/>
-          <w:bottom w:val="nil"/>
-          <w:right w:val="nil"/>
-          <w:between w:val="nil"/>
-        </w:pBdr>
-        <w:spacing w:after="0" w:line="360" w:lineRule="auto"/>
-        <w:rPr>
-          <w:rFonts w:ascii="Times New Roman" w:eastAsia="Times New Roman" w:hAnsi="Times New Roman" w:cs="Times New Roman"/>
-          <w:color w:val="000000"/>
-          <w:sz w:val="28"/>
-          <w:szCs w:val="28"/>
-        </w:rPr>
-      </w:pPr>
-      <w:r>
-        <w:rPr>
-          <w:rFonts w:ascii="Times New Roman" w:eastAsia="Times New Roman" w:hAnsi="Times New Roman" w:cs="Times New Roman"/>
-          <w:color w:val="000000"/>
-          <w:sz w:val="28"/>
-          <w:szCs w:val="28"/>
-        </w:rPr>
-        <w:t xml:space="preserve">Цели и задачи </w:t>
-      </w:r>
-      <w:r>
-        <w:rPr>
-          <w:rFonts w:ascii="Times New Roman" w:eastAsia="Times New Roman" w:hAnsi="Times New Roman" w:cs="Times New Roman"/>
-          <w:color w:val="000000"/>
-          <w:sz w:val="28"/>
-          <w:szCs w:val="28"/>
-        </w:rPr>
-        <w:t>проекта</w:t>
       </w:r>
     </w:p>
     <w:p>
@@ -780,6 +708,7 @@
           <w:between w:val="nil"/>
         </w:pBdr>
         <w:spacing w:after="0" w:line="360" w:lineRule="auto"/>
+        <w:ind w:left="0" w:firstLine="851"/>
         <w:rPr>
           <w:rFonts w:ascii="Times New Roman" w:eastAsia="Times New Roman" w:hAnsi="Times New Roman" w:cs="Times New Roman"/>
           <w:color w:val="000000"/>
@@ -795,136 +724,6 @@
           <w:szCs w:val="28"/>
         </w:rPr>
         <w:t>Общая характеристика деятельности организации</w:t>
-      </w:r>
-      <w:r>
-        <w:rPr>
-          <w:rFonts w:ascii="Times New Roman" w:eastAsia="Times New Roman" w:hAnsi="Times New Roman" w:cs="Times New Roman"/>
-          <w:color w:val="000000"/>
-          <w:sz w:val="28"/>
-          <w:szCs w:val="28"/>
-        </w:rPr>
-        <w:t xml:space="preserve"> </w:t>
-      </w:r>
-      <w:r>
-        <w:rPr>
-          <w:rFonts w:ascii="Times New Roman" w:eastAsia="Times New Roman" w:hAnsi="Times New Roman" w:cs="Times New Roman"/>
-          <w:i/>
-          <w:color w:val="000000"/>
-          <w:sz w:val="28"/>
-          <w:szCs w:val="28"/>
-        </w:rPr>
-        <w:t>(заказчика проекта)</w:t>
-      </w:r>
-    </w:p>
-    <w:p>
-      <w:pPr>
-        <w:pStyle w:val="a6"/>
-        <w:keepNext/>
-        <w:keepLines/>
-        <w:numPr>
-          <w:ilvl w:val="0"/>
-          <w:numId w:val="22"/>
-        </w:numPr>
-        <w:pBdr>
-          <w:top w:val="nil"/>
-          <w:left w:val="nil"/>
-          <w:bottom w:val="nil"/>
-          <w:right w:val="nil"/>
-          <w:between w:val="nil"/>
-        </w:pBdr>
-        <w:spacing w:after="0" w:line="360" w:lineRule="auto"/>
-        <w:rPr>
-          <w:rFonts w:ascii="Times New Roman" w:eastAsia="Times New Roman" w:hAnsi="Times New Roman" w:cs="Times New Roman"/>
-          <w:color w:val="000000"/>
-          <w:sz w:val="28"/>
-          <w:szCs w:val="28"/>
-        </w:rPr>
-      </w:pPr>
-      <w:r>
-        <w:rPr>
-          <w:rFonts w:ascii="Times New Roman" w:eastAsia="Times New Roman" w:hAnsi="Times New Roman" w:cs="Times New Roman"/>
-          <w:color w:val="000000"/>
-          <w:sz w:val="28"/>
-          <w:szCs w:val="28"/>
-        </w:rPr>
-        <w:t>Наименование заказчика</w:t>
-      </w:r>
-    </w:p>
-    <w:p>
-      <w:pPr>
-        <w:pStyle w:val="a6"/>
-        <w:keepNext/>
-        <w:keepLines/>
-        <w:numPr>
-          <w:ilvl w:val="0"/>
-          <w:numId w:val="22"/>
-        </w:numPr>
-        <w:pBdr>
-          <w:top w:val="nil"/>
-          <w:left w:val="nil"/>
-          <w:bottom w:val="nil"/>
-          <w:right w:val="nil"/>
-          <w:between w:val="nil"/>
-        </w:pBdr>
-        <w:spacing w:after="0" w:line="360" w:lineRule="auto"/>
-        <w:rPr>
-          <w:rFonts w:ascii="Times New Roman" w:eastAsia="Times New Roman" w:hAnsi="Times New Roman" w:cs="Times New Roman"/>
-          <w:color w:val="000000"/>
-          <w:sz w:val="28"/>
-          <w:szCs w:val="28"/>
-        </w:rPr>
-      </w:pPr>
-      <w:r>
-        <w:rPr>
-          <w:rFonts w:ascii="Times New Roman" w:eastAsia="Times New Roman" w:hAnsi="Times New Roman" w:cs="Times New Roman"/>
-          <w:color w:val="000000"/>
-          <w:sz w:val="28"/>
-          <w:szCs w:val="28"/>
-        </w:rPr>
-        <w:t>О</w:t>
-      </w:r>
-      <w:r>
-        <w:rPr>
-          <w:rFonts w:ascii="Times New Roman" w:eastAsia="Times New Roman" w:hAnsi="Times New Roman" w:cs="Times New Roman"/>
-          <w:color w:val="000000"/>
-          <w:sz w:val="28"/>
-          <w:szCs w:val="28"/>
-        </w:rPr>
-        <w:t>рганизационная структура</w:t>
-      </w:r>
-    </w:p>
-    <w:p>
-      <w:pPr>
-        <w:pStyle w:val="a6"/>
-        <w:keepNext/>
-        <w:keepLines/>
-        <w:numPr>
-          <w:ilvl w:val="0"/>
-          <w:numId w:val="22"/>
-        </w:numPr>
-        <w:pBdr>
-          <w:top w:val="nil"/>
-          <w:left w:val="nil"/>
-          <w:bottom w:val="nil"/>
-          <w:right w:val="nil"/>
-          <w:between w:val="nil"/>
-        </w:pBdr>
-        <w:spacing w:after="0" w:line="360" w:lineRule="auto"/>
-        <w:rPr>
-          <w:rFonts w:ascii="Times New Roman" w:eastAsia="Times New Roman" w:hAnsi="Times New Roman" w:cs="Times New Roman"/>
-          <w:color w:val="000000"/>
-          <w:sz w:val="28"/>
-          <w:szCs w:val="28"/>
-        </w:rPr>
-      </w:pPr>
-      <w:r>
-        <w:rPr>
-          <w:rFonts w:ascii="Times New Roman" w:eastAsia="Times New Roman" w:hAnsi="Times New Roman" w:cs="Times New Roman"/>
-          <w:color w:val="000000"/>
-          <w:sz w:val="28"/>
-          <w:szCs w:val="28"/>
-        </w:rPr>
-        <w:t>Описание деятельности</w:t>
       </w:r>
     </w:p>
     <w:p>
@@ -944,6 +743,7 @@
           <w:between w:val="nil"/>
         </w:pBdr>
         <w:spacing w:after="0" w:line="360" w:lineRule="auto"/>
+        <w:ind w:left="0" w:firstLine="851"/>
         <w:rPr>
           <w:rFonts w:ascii="Times New Roman" w:eastAsia="Times New Roman" w:hAnsi="Times New Roman" w:cs="Times New Roman"/>
           <w:color w:val="000000"/>
@@ -978,6 +778,7 @@
           <w:between w:val="nil"/>
         </w:pBdr>
         <w:spacing w:after="0" w:line="360" w:lineRule="auto"/>
+        <w:ind w:left="0" w:firstLine="851"/>
         <w:rPr>
           <w:rFonts w:ascii="Times New Roman" w:eastAsia="Times New Roman" w:hAnsi="Times New Roman" w:cs="Times New Roman"/>
           <w:color w:val="000000"/>
@@ -1034,26 +835,135 @@
           <w:between w:val="nil"/>
         </w:pBdr>
         <w:spacing w:after="0" w:line="360" w:lineRule="auto"/>
-        <w:rPr>
-          <w:rFonts w:ascii="Times New Roman" w:eastAsia="Times New Roman" w:hAnsi="Times New Roman" w:cs="Times New Roman"/>
-          <w:color w:val="000000"/>
-          <w:sz w:val="28"/>
-          <w:szCs w:val="28"/>
-        </w:rPr>
-      </w:pPr>
-    </w:p>
-    <w:p>
-      <w:pPr>
-        <w:keepNext/>
-        <w:keepLines/>
-        <w:pBdr>
-          <w:top w:val="nil"/>
-          <w:left w:val="nil"/>
-          <w:bottom w:val="nil"/>
-          <w:right w:val="nil"/>
-          <w:between w:val="nil"/>
-        </w:pBdr>
-        <w:spacing w:after="0" w:line="360" w:lineRule="auto"/>
+        <w:ind w:firstLine="851"/>
+        <w:rPr>
+          <w:rFonts w:ascii="Times New Roman" w:eastAsia="Times New Roman" w:hAnsi="Times New Roman" w:cs="Times New Roman"/>
+          <w:color w:val="000000"/>
+          <w:sz w:val="28"/>
+          <w:szCs w:val="28"/>
+        </w:rPr>
+      </w:pPr>
+      <w:r>
+        <w:rPr>
+          <w:rFonts w:ascii="Times New Roman" w:eastAsia="Times New Roman" w:hAnsi="Times New Roman" w:cs="Times New Roman"/>
+          <w:color w:val="000000"/>
+          <w:sz w:val="28"/>
+          <w:szCs w:val="28"/>
+        </w:rPr>
+        <w:t>4.1 Настройка Git и репозитория</w:t>
+      </w:r>
+    </w:p>
+    <w:p>
+      <w:pPr>
+        <w:keepNext/>
+        <w:keepLines/>
+        <w:pBdr>
+          <w:top w:val="nil"/>
+          <w:left w:val="nil"/>
+          <w:bottom w:val="nil"/>
+          <w:right w:val="nil"/>
+          <w:between w:val="nil"/>
+        </w:pBdr>
+        <w:spacing w:after="0" w:line="360" w:lineRule="auto"/>
+        <w:ind w:firstLine="882"/>
+        <w:rPr>
+          <w:rFonts w:ascii="Times New Roman" w:eastAsia="Times New Roman" w:hAnsi="Times New Roman" w:cs="Times New Roman"/>
+          <w:color w:val="000000"/>
+          <w:sz w:val="28"/>
+          <w:szCs w:val="28"/>
+          <w:lang w:val="en-US"/>
+        </w:rPr>
+      </w:pPr>
+      <w:r>
+        <w:rPr>
+          <w:rFonts w:ascii="Times New Roman" w:eastAsia="Times New Roman" w:hAnsi="Times New Roman" w:cs="Times New Roman"/>
+          <w:color w:val="000000"/>
+          <w:sz w:val="28"/>
+          <w:szCs w:val="28"/>
+        </w:rPr>
+        <w:t>4.</w:t>
+      </w:r>
+      <w:r>
+        <w:rPr>
+          <w:rFonts w:ascii="Times New Roman" w:eastAsia="Times New Roman" w:hAnsi="Times New Roman" w:cs="Times New Roman"/>
+          <w:color w:val="000000"/>
+          <w:sz w:val="28"/>
+          <w:szCs w:val="28"/>
+        </w:rPr>
+        <w:t xml:space="preserve">2. </w:t>
+      </w:r>
+      <w:r>
+        <w:rPr>
+          <w:rFonts w:ascii="Times New Roman" w:eastAsia="Times New Roman" w:hAnsi="Times New Roman" w:cs="Times New Roman"/>
+          <w:color w:val="000000"/>
+          <w:sz w:val="28"/>
+          <w:szCs w:val="28"/>
+        </w:rPr>
+        <w:t>Д</w:t>
+      </w:r>
+      <w:r>
+        <w:rPr>
+          <w:rFonts w:ascii="Times New Roman" w:eastAsia="Times New Roman" w:hAnsi="Times New Roman" w:cs="Times New Roman"/>
+          <w:color w:val="000000"/>
+          <w:sz w:val="28"/>
+          <w:szCs w:val="28"/>
+        </w:rPr>
+        <w:t xml:space="preserve">окументация в формате </w:t>
+      </w:r>
+      <w:r>
+        <w:rPr>
+          <w:rFonts w:ascii="Times New Roman" w:eastAsia="Times New Roman" w:hAnsi="Times New Roman" w:cs="Times New Roman"/>
+          <w:color w:val="000000"/>
+          <w:sz w:val="28"/>
+          <w:szCs w:val="28"/>
+          <w:lang w:val="en-US"/>
+        </w:rPr>
+        <w:t>Markdown</w:t>
+      </w:r>
+    </w:p>
+    <w:p>
+      <w:pPr>
+        <w:keepNext/>
+        <w:keepLines/>
+        <w:pBdr>
+          <w:top w:val="nil"/>
+          <w:left w:val="nil"/>
+          <w:bottom w:val="nil"/>
+          <w:right w:val="nil"/>
+          <w:between w:val="nil"/>
+        </w:pBdr>
+        <w:spacing w:after="0" w:line="360" w:lineRule="auto"/>
+        <w:ind w:firstLine="851"/>
+        <w:rPr>
+          <w:rFonts w:ascii="Times New Roman" w:eastAsia="Times New Roman" w:hAnsi="Times New Roman" w:cs="Times New Roman"/>
+          <w:color w:val="000000"/>
+          <w:sz w:val="28"/>
+          <w:szCs w:val="28"/>
+        </w:rPr>
+      </w:pPr>
+      <w:r>
+        <w:rPr>
+          <w:rFonts w:ascii="Times New Roman" w:eastAsia="Times New Roman" w:hAnsi="Times New Roman" w:cs="Times New Roman"/>
+          <w:color w:val="000000"/>
+          <w:sz w:val="28"/>
+          <w:szCs w:val="28"/>
+        </w:rPr>
+        <w:t>4.3 Разработка веб-сайта</w:t>
+      </w:r>
+    </w:p>
+    <w:p>
+      <w:pPr>
+        <w:keepNext/>
+        <w:keepLines/>
+        <w:pBdr>
+          <w:top w:val="nil"/>
+          <w:left w:val="nil"/>
+          <w:bottom w:val="nil"/>
+          <w:right w:val="nil"/>
+          <w:between w:val="nil"/>
+        </w:pBdr>
+        <w:spacing w:after="0" w:line="360" w:lineRule="auto"/>
+        <w:ind w:firstLine="851"/>
         <w:rPr>
           <w:rFonts w:ascii="Times New Roman" w:eastAsia="Times New Roman" w:hAnsi="Times New Roman" w:cs="Times New Roman"/>
           <w:i/>
@@ -1069,75 +979,250 @@
           <w:sz w:val="28"/>
           <w:szCs w:val="28"/>
         </w:rPr>
-        <w:t xml:space="preserve">ЗАКЛЮЧЕНИЕ </w:t>
-      </w:r>
-      <w:r>
-        <w:rPr>
-          <w:rFonts w:ascii="Times New Roman" w:eastAsia="Times New Roman" w:hAnsi="Times New Roman" w:cs="Times New Roman"/>
-          <w:i/>
-          <w:color w:val="000000"/>
-          <w:sz w:val="28"/>
-          <w:szCs w:val="28"/>
-        </w:rPr>
-        <w:t>(выводы о проделанной работе и оценка ценности выполненных задач для заказчика)</w:t>
-      </w:r>
-    </w:p>
-    <w:p>
-      <w:pPr>
-        <w:keepNext/>
-        <w:keepLines/>
-        <w:pBdr>
-          <w:top w:val="nil"/>
-          <w:left w:val="nil"/>
-          <w:bottom w:val="nil"/>
-          <w:right w:val="nil"/>
-          <w:between w:val="nil"/>
-        </w:pBdr>
-        <w:spacing w:after="0" w:line="360" w:lineRule="auto"/>
-        <w:rPr>
-          <w:rFonts w:ascii="Times New Roman" w:eastAsia="Times New Roman" w:hAnsi="Times New Roman" w:cs="Times New Roman"/>
-          <w:color w:val="000000"/>
-          <w:sz w:val="28"/>
-          <w:szCs w:val="28"/>
-        </w:rPr>
-      </w:pPr>
-      <w:r>
-        <w:rPr>
-          <w:rFonts w:ascii="Times New Roman" w:eastAsia="Times New Roman" w:hAnsi="Times New Roman" w:cs="Times New Roman"/>
-          <w:color w:val="000000"/>
-          <w:sz w:val="28"/>
-          <w:szCs w:val="28"/>
-        </w:rPr>
-        <w:t>СПИСОК ИСПОЛЬЗОВАННОЙ ЛИТЕРАТУРЫ</w:t>
-      </w:r>
-    </w:p>
-    <w:p>
-      <w:pPr>
-        <w:keepNext/>
-        <w:keepLines/>
-        <w:pBdr>
-          <w:top w:val="nil"/>
-          <w:left w:val="nil"/>
-          <w:bottom w:val="nil"/>
-          <w:right w:val="nil"/>
-          <w:between w:val="nil"/>
-        </w:pBdr>
-        <w:spacing w:after="0" w:line="360" w:lineRule="auto"/>
-        <w:rPr>
-          <w:rFonts w:ascii="Times New Roman" w:eastAsia="Times New Roman" w:hAnsi="Times New Roman" w:cs="Times New Roman"/>
-          <w:color w:val="000000"/>
-          <w:sz w:val="28"/>
-          <w:szCs w:val="28"/>
-        </w:rPr>
-      </w:pPr>
-      <w:r>
-        <w:rPr>
-          <w:rFonts w:ascii="Times New Roman" w:eastAsia="Times New Roman" w:hAnsi="Times New Roman" w:cs="Times New Roman"/>
-          <w:color w:val="000000"/>
-          <w:sz w:val="28"/>
-          <w:szCs w:val="28"/>
-        </w:rPr>
-        <w:t>ПРИЛОЖЕНИЯ</w:t>
+        <w:t>Заключение</w:t>
+      </w:r>
+    </w:p>
+    <w:p>
+      <w:pPr>
+        <w:keepNext/>
+        <w:keepLines/>
+        <w:pBdr>
+          <w:top w:val="nil"/>
+          <w:left w:val="nil"/>
+          <w:bottom w:val="nil"/>
+          <w:right w:val="nil"/>
+          <w:between w:val="nil"/>
+        </w:pBdr>
+        <w:spacing w:after="0" w:line="360" w:lineRule="auto"/>
+        <w:ind w:firstLine="851"/>
+        <w:rPr>
+          <w:rFonts w:ascii="Times New Roman" w:eastAsia="Times New Roman" w:hAnsi="Times New Roman" w:cs="Times New Roman"/>
+          <w:color w:val="000000"/>
+          <w:sz w:val="28"/>
+          <w:szCs w:val="28"/>
+        </w:rPr>
+      </w:pPr>
+      <w:r>
+        <w:rPr>
+          <w:rFonts w:ascii="Times New Roman" w:eastAsia="Times New Roman" w:hAnsi="Times New Roman" w:cs="Times New Roman"/>
+          <w:color w:val="000000"/>
+          <w:sz w:val="28"/>
+          <w:szCs w:val="28"/>
+        </w:rPr>
+        <w:t>Список использованной литературы</w:t>
+      </w:r>
+    </w:p>
+    <w:p>
+      <w:pPr>
+        <w:ind w:firstLine="851"/>
+        <w:rPr>
+          <w:rFonts w:ascii="Times New Roman" w:eastAsia="Times New Roman" w:hAnsi="Times New Roman" w:cs="Times New Roman"/>
+          <w:color w:val="000000"/>
+          <w:sz w:val="28"/>
+          <w:szCs w:val="28"/>
+        </w:rPr>
+      </w:pPr>
+      <w:r>
+        <w:rPr>
+          <w:rFonts w:ascii="Times New Roman" w:eastAsia="Times New Roman" w:hAnsi="Times New Roman" w:cs="Times New Roman"/>
+          <w:color w:val="000000"/>
+          <w:sz w:val="28"/>
+          <w:szCs w:val="28"/>
+        </w:rPr>
+        <w:br w:type="page"/>
+      </w:r>
+    </w:p>
+    <w:p>
+      <w:pPr>
+        <w:keepNext/>
+        <w:keepLines/>
+        <w:pBdr>
+          <w:top w:val="nil"/>
+          <w:left w:val="nil"/>
+          <w:bottom w:val="nil"/>
+          <w:right w:val="nil"/>
+          <w:between w:val="nil"/>
+        </w:pBdr>
+        <w:spacing w:after="0" w:line="360" w:lineRule="auto"/>
+        <w:jc w:val="center"/>
+        <w:rPr>
+          <w:rFonts w:ascii="Times New Roman" w:eastAsia="Times New Roman" w:hAnsi="Times New Roman" w:cs="Times New Roman"/>
+          <w:color w:val="000000"/>
+          <w:sz w:val="32"/>
+          <w:szCs w:val="32"/>
+        </w:rPr>
+      </w:pPr>
+      <w:r>
+        <w:rPr>
+          <w:rFonts w:ascii="Times New Roman" w:eastAsia="Times New Roman" w:hAnsi="Times New Roman" w:cs="Times New Roman"/>
+          <w:color w:val="000000"/>
+          <w:sz w:val="32"/>
+          <w:szCs w:val="32"/>
+        </w:rPr>
+        <w:lastRenderedPageBreak/>
+        <w:t>Введение</w:t>
+      </w:r>
+    </w:p>
+    <w:p>
+      <w:pPr>
+        <w:keepNext/>
+        <w:keepLines/>
+        <w:pBdr>
+          <w:top w:val="nil"/>
+          <w:left w:val="nil"/>
+          <w:bottom w:val="nil"/>
+          <w:right w:val="nil"/>
+          <w:between w:val="nil"/>
+        </w:pBdr>
+        <w:spacing w:after="0" w:line="360" w:lineRule="auto"/>
+        <w:ind w:firstLine="851"/>
+        <w:jc w:val="center"/>
+        <w:rPr>
+          <w:rFonts w:ascii="Times New Roman" w:eastAsia="Times New Roman" w:hAnsi="Times New Roman" w:cs="Times New Roman"/>
+          <w:color w:val="000000"/>
+          <w:sz w:val="32"/>
+          <w:szCs w:val="32"/>
+        </w:rPr>
+      </w:pPr>
+    </w:p>
+    <w:p>
+      <w:pPr>
+        <w:keepNext/>
+        <w:keepLines/>
+        <w:pBdr>
+          <w:top w:val="nil"/>
+          <w:left w:val="nil"/>
+          <w:bottom w:val="nil"/>
+          <w:right w:val="nil"/>
+          <w:between w:val="nil"/>
+        </w:pBdr>
+        <w:spacing w:after="0" w:line="360" w:lineRule="auto"/>
+        <w:ind w:firstLine="851"/>
+        <w:rPr>
+          <w:rFonts w:ascii="Times New Roman" w:eastAsia="Times New Roman" w:hAnsi="Times New Roman" w:cs="Times New Roman"/>
+          <w:color w:val="000000"/>
+          <w:sz w:val="28"/>
+          <w:szCs w:val="28"/>
+        </w:rPr>
+      </w:pPr>
+      <w:r>
+        <w:rPr>
+          <w:rFonts w:ascii="Times New Roman" w:eastAsia="Times New Roman" w:hAnsi="Times New Roman" w:cs="Times New Roman"/>
+          <w:color w:val="000000"/>
+          <w:sz w:val="28"/>
+          <w:szCs w:val="28"/>
+        </w:rPr>
+        <w:t>Настоящий отчёт составлен по результатам прохождения учебной практики. Практика выполнялась индивидуально на основе проекта, разработанного ранее в рамках дисциплины «Проектная деятельность», — Telegram-бота оповещений о расписании занятий Московского политехнического университета.</w:t>
+      </w:r>
+    </w:p>
+    <w:p>
+      <w:pPr>
+        <w:keepNext/>
+        <w:keepLines/>
+        <w:pBdr>
+          <w:top w:val="nil"/>
+          <w:left w:val="nil"/>
+          <w:bottom w:val="nil"/>
+          <w:right w:val="nil"/>
+          <w:between w:val="nil"/>
+        </w:pBdr>
+        <w:spacing w:after="0" w:line="360" w:lineRule="auto"/>
+        <w:ind w:firstLine="851"/>
+        <w:rPr>
+          <w:rFonts w:ascii="Times New Roman" w:eastAsia="Times New Roman" w:hAnsi="Times New Roman" w:cs="Times New Roman"/>
+          <w:color w:val="000000"/>
+          <w:sz w:val="28"/>
+          <w:szCs w:val="28"/>
+        </w:rPr>
+      </w:pPr>
+      <w:r>
+        <w:rPr>
+          <w:rFonts w:ascii="Times New Roman" w:eastAsia="Times New Roman" w:hAnsi="Times New Roman" w:cs="Times New Roman"/>
+          <w:color w:val="000000"/>
+          <w:sz w:val="28"/>
+          <w:szCs w:val="28"/>
+        </w:rPr>
+        <w:t>Цель практики — закрепление и применение на практике навыков работы с системой контроля версий Git, оформления технической документации в формате Markdown, разработки статического веб-сайта, а также подготовки проектной отчётности.</w:t>
+      </w:r>
+    </w:p>
+    <w:p>
+      <w:pPr>
+        <w:keepNext/>
+        <w:keepLines/>
+        <w:pBdr>
+          <w:top w:val="nil"/>
+          <w:left w:val="nil"/>
+          <w:bottom w:val="nil"/>
+          <w:right w:val="nil"/>
+          <w:between w:val="nil"/>
+        </w:pBdr>
+        <w:spacing w:after="0" w:line="360" w:lineRule="auto"/>
+        <w:ind w:firstLine="851"/>
+        <w:rPr>
+          <w:rFonts w:ascii="Times New Roman" w:eastAsia="Times New Roman" w:hAnsi="Times New Roman" w:cs="Times New Roman"/>
+          <w:color w:val="000000"/>
+          <w:sz w:val="28"/>
+          <w:szCs w:val="28"/>
+        </w:rPr>
+      </w:pPr>
+      <w:r>
+        <w:rPr>
+          <w:rFonts w:ascii="Times New Roman" w:eastAsia="Times New Roman" w:hAnsi="Times New Roman" w:cs="Times New Roman"/>
+          <w:color w:val="000000"/>
+          <w:sz w:val="28"/>
+          <w:szCs w:val="28"/>
+        </w:rPr>
+        <w:t>Трудоёмкость практики составляет 72 академических часа. В ходе практики готовый программный проект использовался как основа, вокруг которой организованы репозиторий, документация, веб-сайт и итоговая отчётность.</w:t>
+      </w:r>
+    </w:p>
+    <w:p>
+      <w:pPr>
+        <w:rPr>
+          <w:rFonts w:ascii="Times New Roman" w:eastAsia="Times New Roman" w:hAnsi="Times New Roman" w:cs="Times New Roman"/>
+          <w:color w:val="000000"/>
+          <w:sz w:val="28"/>
+          <w:szCs w:val="28"/>
+        </w:rPr>
+      </w:pPr>
+      <w:r>
+        <w:rPr>
+          <w:rFonts w:ascii="Times New Roman" w:eastAsia="Times New Roman" w:hAnsi="Times New Roman" w:cs="Times New Roman"/>
+          <w:color w:val="000000"/>
+          <w:sz w:val="28"/>
+          <w:szCs w:val="28"/>
+        </w:rPr>
+        <w:br w:type="page"/>
+      </w:r>
+    </w:p>
+    <w:p>
+      <w:pPr>
+        <w:keepNext/>
+        <w:keepLines/>
+        <w:pBdr>
+          <w:top w:val="nil"/>
+          <w:left w:val="nil"/>
+          <w:bottom w:val="nil"/>
+          <w:right w:val="nil"/>
+          <w:between w:val="nil"/>
+        </w:pBdr>
+        <w:spacing w:after="0" w:line="360" w:lineRule="auto"/>
+        <w:ind w:firstLine="720"/>
+        <w:rPr>
+          <w:rFonts w:ascii="Times New Roman" w:eastAsia="Times New Roman" w:hAnsi="Times New Roman" w:cs="Times New Roman"/>
+          <w:color w:val="000000"/>
+          <w:sz w:val="28"/>
+          <w:szCs w:val="28"/>
+        </w:rPr>
+      </w:pPr>
+      <w:r>
+        <w:rPr>
+          <w:rFonts w:ascii="Times New Roman" w:eastAsia="Times New Roman" w:hAnsi="Times New Roman" w:cs="Times New Roman"/>
+          <w:color w:val="000000"/>
+          <w:sz w:val="28"/>
+          <w:szCs w:val="28"/>
+        </w:rPr>
+        <w:lastRenderedPageBreak/>
+        <w:t>1.</w:t>
       </w:r>
       <w:r>
         <w:rPr>
@@ -1151,226 +1236,1798 @@
       <w:r>
         <w:rPr>
           <w:rFonts w:ascii="Times New Roman" w:eastAsia="Times New Roman" w:hAnsi="Times New Roman" w:cs="Times New Roman"/>
-          <w:i/>
-          <w:color w:val="000000"/>
-          <w:sz w:val="28"/>
-          <w:szCs w:val="28"/>
-        </w:rPr>
-        <w:t>(при необходимости)</w:t>
-      </w:r>
-    </w:p>
-    <w:p>
-      <w:pPr>
-        <w:keepNext/>
-        <w:keepLines/>
-        <w:pBdr>
-          <w:top w:val="nil"/>
-          <w:left w:val="nil"/>
-          <w:bottom w:val="nil"/>
-          <w:right w:val="nil"/>
-          <w:between w:val="nil"/>
-        </w:pBdr>
-        <w:spacing w:after="0" w:line="360" w:lineRule="auto"/>
-        <w:rPr>
-          <w:rFonts w:ascii="Times New Roman" w:eastAsia="Times New Roman" w:hAnsi="Times New Roman" w:cs="Times New Roman"/>
-          <w:color w:val="000000"/>
-          <w:sz w:val="28"/>
-          <w:szCs w:val="28"/>
-        </w:rPr>
-      </w:pPr>
-    </w:p>
-    <w:p>
-      <w:pPr>
-        <w:keepNext/>
-        <w:keepLines/>
-        <w:pBdr>
-          <w:top w:val="nil"/>
-          <w:left w:val="nil"/>
-          <w:bottom w:val="nil"/>
-          <w:right w:val="nil"/>
-          <w:between w:val="nil"/>
-        </w:pBdr>
-        <w:spacing w:after="0" w:line="360" w:lineRule="auto"/>
-        <w:rPr>
-          <w:rFonts w:ascii="Times New Roman" w:eastAsia="Times New Roman" w:hAnsi="Times New Roman" w:cs="Times New Roman"/>
-          <w:color w:val="000000"/>
-          <w:sz w:val="28"/>
-          <w:szCs w:val="28"/>
-        </w:rPr>
-      </w:pPr>
-    </w:p>
-    <w:p>
-      <w:pPr>
-        <w:keepNext/>
-        <w:keepLines/>
-        <w:pBdr>
-          <w:top w:val="nil"/>
-          <w:left w:val="nil"/>
-          <w:bottom w:val="nil"/>
-          <w:right w:val="nil"/>
-          <w:between w:val="nil"/>
-        </w:pBdr>
-        <w:spacing w:after="0" w:line="360" w:lineRule="auto"/>
-        <w:rPr>
-          <w:rFonts w:ascii="Times New Roman" w:eastAsia="Times New Roman" w:hAnsi="Times New Roman" w:cs="Times New Roman"/>
-          <w:color w:val="000000"/>
-          <w:sz w:val="28"/>
-          <w:szCs w:val="28"/>
-        </w:rPr>
-      </w:pPr>
-    </w:p>
-    <w:p>
-      <w:pPr>
-        <w:keepNext/>
-        <w:keepLines/>
-        <w:pBdr>
-          <w:top w:val="nil"/>
-          <w:left w:val="nil"/>
-          <w:bottom w:val="nil"/>
-          <w:right w:val="nil"/>
-          <w:between w:val="nil"/>
-        </w:pBdr>
-        <w:spacing w:after="0" w:line="360" w:lineRule="auto"/>
-        <w:rPr>
-          <w:rFonts w:ascii="Times New Roman" w:eastAsia="Times New Roman" w:hAnsi="Times New Roman" w:cs="Times New Roman"/>
-          <w:color w:val="000000"/>
-          <w:sz w:val="28"/>
-          <w:szCs w:val="28"/>
-        </w:rPr>
-      </w:pPr>
-    </w:p>
-    <w:p>
-      <w:pPr>
-        <w:keepNext/>
-        <w:keepLines/>
-        <w:pBdr>
-          <w:top w:val="nil"/>
-          <w:left w:val="nil"/>
-          <w:bottom w:val="nil"/>
-          <w:right w:val="nil"/>
-          <w:between w:val="nil"/>
-        </w:pBdr>
-        <w:spacing w:after="0" w:line="360" w:lineRule="auto"/>
-        <w:rPr>
-          <w:rFonts w:ascii="Times New Roman" w:eastAsia="Times New Roman" w:hAnsi="Times New Roman" w:cs="Times New Roman"/>
-          <w:color w:val="000000"/>
-          <w:sz w:val="28"/>
-          <w:szCs w:val="28"/>
-        </w:rPr>
-      </w:pPr>
-    </w:p>
-    <w:p>
-      <w:pPr>
-        <w:keepNext/>
-        <w:keepLines/>
-        <w:pBdr>
-          <w:top w:val="nil"/>
-          <w:left w:val="nil"/>
-          <w:bottom w:val="nil"/>
-          <w:right w:val="nil"/>
-          <w:between w:val="nil"/>
-        </w:pBdr>
-        <w:spacing w:after="0" w:line="360" w:lineRule="auto"/>
-        <w:rPr>
-          <w:rFonts w:ascii="Times New Roman" w:eastAsia="Times New Roman" w:hAnsi="Times New Roman" w:cs="Times New Roman"/>
-          <w:color w:val="000000"/>
-          <w:sz w:val="28"/>
-          <w:szCs w:val="28"/>
-        </w:rPr>
-      </w:pPr>
-    </w:p>
-    <w:p>
-      <w:pPr>
-        <w:keepNext/>
-        <w:keepLines/>
-        <w:pBdr>
-          <w:top w:val="nil"/>
-          <w:left w:val="nil"/>
-          <w:bottom w:val="nil"/>
-          <w:right w:val="nil"/>
-          <w:between w:val="nil"/>
-        </w:pBdr>
-        <w:spacing w:after="0" w:line="360" w:lineRule="auto"/>
-        <w:rPr>
-          <w:rFonts w:ascii="Times New Roman" w:eastAsia="Times New Roman" w:hAnsi="Times New Roman" w:cs="Times New Roman"/>
-          <w:color w:val="000000"/>
-          <w:sz w:val="28"/>
-          <w:szCs w:val="28"/>
-        </w:rPr>
-      </w:pPr>
-    </w:p>
-    <w:p>
-      <w:pPr>
-        <w:keepNext/>
-        <w:keepLines/>
-        <w:pBdr>
-          <w:top w:val="nil"/>
-          <w:left w:val="nil"/>
-          <w:bottom w:val="nil"/>
-          <w:right w:val="nil"/>
-          <w:between w:val="nil"/>
-        </w:pBdr>
-        <w:spacing w:after="0" w:line="360" w:lineRule="auto"/>
-        <w:rPr>
-          <w:rFonts w:ascii="Times New Roman" w:eastAsia="Times New Roman" w:hAnsi="Times New Roman" w:cs="Times New Roman"/>
-          <w:color w:val="000000"/>
-          <w:sz w:val="28"/>
-          <w:szCs w:val="28"/>
-        </w:rPr>
-      </w:pPr>
-    </w:p>
-    <w:p>
-      <w:pPr>
-        <w:keepNext/>
-        <w:keepLines/>
-        <w:pBdr>
-          <w:top w:val="nil"/>
-          <w:left w:val="nil"/>
-          <w:bottom w:val="nil"/>
-          <w:right w:val="nil"/>
-          <w:between w:val="nil"/>
-        </w:pBdr>
-        <w:spacing w:after="0" w:line="360" w:lineRule="auto"/>
-        <w:rPr>
-          <w:rFonts w:ascii="Times New Roman" w:eastAsia="Times New Roman" w:hAnsi="Times New Roman" w:cs="Times New Roman"/>
-          <w:color w:val="000000"/>
-          <w:sz w:val="28"/>
-          <w:szCs w:val="28"/>
-        </w:rPr>
-      </w:pPr>
-    </w:p>
-    <w:p>
-      <w:pPr>
-        <w:keepNext/>
-        <w:keepLines/>
-        <w:pBdr>
-          <w:top w:val="nil"/>
-          <w:left w:val="nil"/>
-          <w:bottom w:val="nil"/>
-          <w:right w:val="nil"/>
-          <w:between w:val="nil"/>
-        </w:pBdr>
-        <w:spacing w:after="0" w:line="360" w:lineRule="auto"/>
-        <w:rPr>
-          <w:rFonts w:ascii="Times New Roman" w:eastAsia="Times New Roman" w:hAnsi="Times New Roman" w:cs="Times New Roman"/>
-          <w:color w:val="000000"/>
-          <w:sz w:val="28"/>
-          <w:szCs w:val="28"/>
-        </w:rPr>
-      </w:pPr>
-    </w:p>
-    <w:p>
-      <w:pPr>
-        <w:keepNext/>
-        <w:keepLines/>
-        <w:pBdr>
-          <w:top w:val="nil"/>
-          <w:left w:val="nil"/>
-          <w:bottom w:val="nil"/>
-          <w:right w:val="nil"/>
-          <w:between w:val="nil"/>
-        </w:pBdr>
-        <w:spacing w:after="0" w:line="360" w:lineRule="auto"/>
+          <w:color w:val="000000"/>
+          <w:sz w:val="28"/>
+          <w:szCs w:val="28"/>
+        </w:rPr>
+        <w:t>Общая информация о проекте</w:t>
+      </w:r>
+    </w:p>
+    <w:p>
+      <w:pPr>
+        <w:keepNext/>
+        <w:keepLines/>
+        <w:pBdr>
+          <w:top w:val="nil"/>
+          <w:left w:val="nil"/>
+          <w:bottom w:val="nil"/>
+          <w:right w:val="nil"/>
+          <w:between w:val="nil"/>
+        </w:pBdr>
+        <w:spacing w:after="0" w:line="360" w:lineRule="auto"/>
+        <w:ind w:firstLine="720"/>
+        <w:rPr>
+          <w:rFonts w:ascii="Times New Roman" w:eastAsia="Times New Roman" w:hAnsi="Times New Roman" w:cs="Times New Roman"/>
+          <w:color w:val="000000"/>
+          <w:sz w:val="28"/>
+          <w:szCs w:val="28"/>
+        </w:rPr>
+      </w:pPr>
+    </w:p>
+    <w:p>
+      <w:pPr>
+        <w:keepNext/>
+        <w:keepLines/>
+        <w:pBdr>
+          <w:top w:val="nil"/>
+          <w:left w:val="nil"/>
+          <w:bottom w:val="nil"/>
+          <w:right w:val="nil"/>
+          <w:between w:val="nil"/>
+        </w:pBdr>
+        <w:spacing w:after="0" w:line="360" w:lineRule="auto"/>
+        <w:ind w:firstLine="720"/>
+        <w:rPr>
+          <w:rFonts w:ascii="Times New Roman" w:eastAsia="Times New Roman" w:hAnsi="Times New Roman" w:cs="Times New Roman"/>
+          <w:color w:val="000000"/>
+          <w:sz w:val="28"/>
+          <w:szCs w:val="28"/>
+        </w:rPr>
+      </w:pPr>
+      <w:r>
+        <w:rPr>
+          <w:rFonts w:ascii="Times New Roman" w:eastAsia="Times New Roman" w:hAnsi="Times New Roman" w:cs="Times New Roman"/>
+          <w:color w:val="000000"/>
+          <w:sz w:val="28"/>
+          <w:szCs w:val="28"/>
+        </w:rPr>
+        <w:t xml:space="preserve">Название проекта: </w:t>
+      </w:r>
+      <w:r>
+        <w:rPr>
+          <w:rFonts w:ascii="Times New Roman" w:eastAsia="Times New Roman" w:hAnsi="Times New Roman" w:cs="Times New Roman"/>
+          <w:color w:val="000000"/>
+          <w:sz w:val="28"/>
+          <w:szCs w:val="28"/>
+        </w:rPr>
+        <w:t>«Telegram-бот оповещений о расписании пар Московского политеха»</w:t>
+      </w:r>
+    </w:p>
+    <w:p>
+      <w:pPr>
+        <w:keepNext/>
+        <w:keepLines/>
+        <w:pBdr>
+          <w:top w:val="nil"/>
+          <w:left w:val="nil"/>
+          <w:bottom w:val="nil"/>
+          <w:right w:val="nil"/>
+          <w:between w:val="nil"/>
+        </w:pBdr>
+        <w:spacing w:after="0" w:line="360" w:lineRule="auto"/>
+        <w:ind w:firstLine="851"/>
+        <w:rPr>
+          <w:rFonts w:ascii="Times New Roman" w:eastAsia="Times New Roman" w:hAnsi="Times New Roman" w:cs="Times New Roman"/>
+          <w:color w:val="000000"/>
+          <w:sz w:val="28"/>
+          <w:szCs w:val="28"/>
+        </w:rPr>
+      </w:pPr>
+      <w:r>
+        <w:rPr>
+          <w:rFonts w:ascii="Times New Roman" w:eastAsia="Times New Roman" w:hAnsi="Times New Roman" w:cs="Times New Roman"/>
+          <w:color w:val="000000"/>
+          <w:sz w:val="28"/>
+          <w:szCs w:val="28"/>
+        </w:rPr>
+        <w:t>Цель проекта — упростить студентам доступ к расписанию занятий и снизить риск пропуска пар. Расписание университета доступно на сайте rasp.dmami.ru, однако ежедневно пользоваться им неудобно. Бот решает эту задачу, предоставляя расписание и напоминания непосредственно в мессенджере Telegram.</w:t>
+      </w:r>
+    </w:p>
+    <w:p>
+      <w:pPr>
+        <w:keepNext/>
+        <w:keepLines/>
+        <w:pBdr>
+          <w:top w:val="nil"/>
+          <w:left w:val="nil"/>
+          <w:bottom w:val="nil"/>
+          <w:right w:val="nil"/>
+          <w:between w:val="nil"/>
+        </w:pBdr>
+        <w:spacing w:after="0" w:line="360" w:lineRule="auto"/>
+        <w:ind w:firstLine="851"/>
+        <w:rPr>
+          <w:rFonts w:ascii="Times New Roman" w:eastAsia="Times New Roman" w:hAnsi="Times New Roman" w:cs="Times New Roman"/>
+          <w:color w:val="000000"/>
+          <w:sz w:val="28"/>
+          <w:szCs w:val="28"/>
+        </w:rPr>
+      </w:pPr>
+      <w:r>
+        <w:rPr>
+          <w:rFonts w:ascii="Times New Roman" w:eastAsia="Times New Roman" w:hAnsi="Times New Roman" w:cs="Times New Roman"/>
+          <w:color w:val="000000"/>
+          <w:sz w:val="28"/>
+          <w:szCs w:val="28"/>
+        </w:rPr>
+        <w:t>Основные задачи проекта:</w:t>
+      </w:r>
+    </w:p>
+    <w:p>
+      <w:pPr>
+        <w:keepNext/>
+        <w:keepLines/>
+        <w:pBdr>
+          <w:top w:val="nil"/>
+          <w:left w:val="nil"/>
+          <w:bottom w:val="nil"/>
+          <w:right w:val="nil"/>
+          <w:between w:val="nil"/>
+        </w:pBdr>
+        <w:spacing w:after="0" w:line="360" w:lineRule="auto"/>
+        <w:ind w:firstLine="851"/>
+        <w:rPr>
+          <w:rFonts w:ascii="Times New Roman" w:eastAsia="Times New Roman" w:hAnsi="Times New Roman" w:cs="Times New Roman"/>
+          <w:color w:val="000000"/>
+          <w:sz w:val="28"/>
+          <w:szCs w:val="28"/>
+        </w:rPr>
+      </w:pPr>
+      <w:r>
+        <w:rPr>
+          <w:rFonts w:ascii="Times New Roman" w:eastAsia="Times New Roman" w:hAnsi="Times New Roman" w:cs="Times New Roman"/>
+          <w:color w:val="000000"/>
+          <w:sz w:val="28"/>
+          <w:szCs w:val="28"/>
+        </w:rPr>
+        <w:t>•</w:t>
+      </w:r>
+      <w:r>
+        <w:rPr>
+          <w:rFonts w:ascii="Times New Roman" w:eastAsia="Times New Roman" w:hAnsi="Times New Roman" w:cs="Times New Roman"/>
+          <w:color w:val="000000"/>
+          <w:sz w:val="28"/>
+          <w:szCs w:val="28"/>
+        </w:rPr>
+        <w:tab/>
+        <w:t>хранение выбранной пользователем учебной группы;</w:t>
+      </w:r>
+    </w:p>
+    <w:p>
+      <w:pPr>
+        <w:keepNext/>
+        <w:keepLines/>
+        <w:pBdr>
+          <w:top w:val="nil"/>
+          <w:left w:val="nil"/>
+          <w:bottom w:val="nil"/>
+          <w:right w:val="nil"/>
+          <w:between w:val="nil"/>
+        </w:pBdr>
+        <w:spacing w:after="0" w:line="360" w:lineRule="auto"/>
+        <w:ind w:firstLine="851"/>
+        <w:rPr>
+          <w:rFonts w:ascii="Times New Roman" w:eastAsia="Times New Roman" w:hAnsi="Times New Roman" w:cs="Times New Roman"/>
+          <w:color w:val="000000"/>
+          <w:sz w:val="28"/>
+          <w:szCs w:val="28"/>
+        </w:rPr>
+      </w:pPr>
+      <w:r>
+        <w:rPr>
+          <w:rFonts w:ascii="Times New Roman" w:eastAsia="Times New Roman" w:hAnsi="Times New Roman" w:cs="Times New Roman"/>
+          <w:color w:val="000000"/>
+          <w:sz w:val="28"/>
+          <w:szCs w:val="28"/>
+        </w:rPr>
+        <w:t>•</w:t>
+      </w:r>
+      <w:r>
+        <w:rPr>
+          <w:rFonts w:ascii="Times New Roman" w:eastAsia="Times New Roman" w:hAnsi="Times New Roman" w:cs="Times New Roman"/>
+          <w:color w:val="000000"/>
+          <w:sz w:val="28"/>
+          <w:szCs w:val="28"/>
+        </w:rPr>
+        <w:tab/>
+        <w:t>предоставление расписания на сегодня, завтра и на текущую неделю;</w:t>
+      </w:r>
+    </w:p>
+    <w:p>
+      <w:pPr>
+        <w:keepNext/>
+        <w:keepLines/>
+        <w:pBdr>
+          <w:top w:val="nil"/>
+          <w:left w:val="nil"/>
+          <w:bottom w:val="nil"/>
+          <w:right w:val="nil"/>
+          <w:between w:val="nil"/>
+        </w:pBdr>
+        <w:spacing w:after="0" w:line="360" w:lineRule="auto"/>
+        <w:ind w:firstLine="851"/>
+        <w:rPr>
+          <w:rFonts w:ascii="Times New Roman" w:eastAsia="Times New Roman" w:hAnsi="Times New Roman" w:cs="Times New Roman"/>
+          <w:color w:val="000000"/>
+          <w:sz w:val="28"/>
+          <w:szCs w:val="28"/>
+        </w:rPr>
+      </w:pPr>
+      <w:r>
+        <w:rPr>
+          <w:rFonts w:ascii="Times New Roman" w:eastAsia="Times New Roman" w:hAnsi="Times New Roman" w:cs="Times New Roman"/>
+          <w:color w:val="000000"/>
+          <w:sz w:val="28"/>
+          <w:szCs w:val="28"/>
+        </w:rPr>
+        <w:t>•</w:t>
+      </w:r>
+      <w:r>
+        <w:rPr>
+          <w:rFonts w:ascii="Times New Roman" w:eastAsia="Times New Roman" w:hAnsi="Times New Roman" w:cs="Times New Roman"/>
+          <w:color w:val="000000"/>
+          <w:sz w:val="28"/>
+          <w:szCs w:val="28"/>
+        </w:rPr>
+        <w:tab/>
+        <w:t>отправка напоминаний за заданное время до начала пары;</w:t>
+      </w:r>
+    </w:p>
+    <w:p>
+      <w:pPr>
+        <w:keepNext/>
+        <w:keepLines/>
+        <w:pBdr>
+          <w:top w:val="nil"/>
+          <w:left w:val="nil"/>
+          <w:bottom w:val="nil"/>
+          <w:right w:val="nil"/>
+          <w:between w:val="nil"/>
+        </w:pBdr>
+        <w:spacing w:after="0" w:line="360" w:lineRule="auto"/>
+        <w:ind w:firstLine="851"/>
+        <w:rPr>
+          <w:rFonts w:ascii="Times New Roman" w:eastAsia="Times New Roman" w:hAnsi="Times New Roman" w:cs="Times New Roman"/>
+          <w:color w:val="000000"/>
+          <w:sz w:val="28"/>
+          <w:szCs w:val="28"/>
+        </w:rPr>
+      </w:pPr>
+      <w:r>
+        <w:rPr>
+          <w:rFonts w:ascii="Times New Roman" w:eastAsia="Times New Roman" w:hAnsi="Times New Roman" w:cs="Times New Roman"/>
+          <w:color w:val="000000"/>
+          <w:sz w:val="28"/>
+          <w:szCs w:val="28"/>
+        </w:rPr>
+        <w:t>•</w:t>
+      </w:r>
+      <w:r>
+        <w:rPr>
+          <w:rFonts w:ascii="Times New Roman" w:eastAsia="Times New Roman" w:hAnsi="Times New Roman" w:cs="Times New Roman"/>
+          <w:color w:val="000000"/>
+          <w:sz w:val="28"/>
+          <w:szCs w:val="28"/>
+        </w:rPr>
+        <w:tab/>
+        <w:t>управление оповещениями и настройками через команды и кнопки</w:t>
+      </w:r>
+    </w:p>
+    <w:p>
+      <w:pPr>
+        <w:keepNext/>
+        <w:keepLines/>
+        <w:pBdr>
+          <w:top w:val="nil"/>
+          <w:left w:val="nil"/>
+          <w:bottom w:val="nil"/>
+          <w:right w:val="nil"/>
+          <w:between w:val="nil"/>
+        </w:pBdr>
+        <w:spacing w:after="0" w:line="360" w:lineRule="auto"/>
+        <w:ind w:firstLine="851"/>
+        <w:rPr>
+          <w:rFonts w:ascii="Times New Roman" w:eastAsia="Times New Roman" w:hAnsi="Times New Roman" w:cs="Times New Roman"/>
+          <w:color w:val="000000"/>
+          <w:sz w:val="28"/>
+          <w:szCs w:val="28"/>
+        </w:rPr>
+      </w:pPr>
+      <w:r>
+        <w:rPr>
+          <w:rFonts w:ascii="Times New Roman" w:eastAsia="Times New Roman" w:hAnsi="Times New Roman" w:cs="Times New Roman"/>
+          <w:color w:val="000000"/>
+          <w:sz w:val="28"/>
+          <w:szCs w:val="28"/>
+        </w:rPr>
+        <w:t>Бот разработан на языке Python с использованием библиотеки python-telegram-bot. Настройки пользователей хранятся в базе данных SQLite. Расписание запрашивается с официального сервиса rasp.dmami.ru через отдельный программный модуль. Бот развёрнут на сервере и работает в постоянном режиме как системный сервис (systemd). Проект разработан командой студентов в рамках дисциплины «Проектная деятельность» и используется в данной практике как основа.</w:t>
+      </w:r>
+    </w:p>
+    <w:p>
+      <w:pPr>
+        <w:rPr>
+          <w:rFonts w:ascii="Times New Roman" w:eastAsia="Times New Roman" w:hAnsi="Times New Roman" w:cs="Times New Roman"/>
+          <w:color w:val="000000"/>
+          <w:sz w:val="28"/>
+          <w:szCs w:val="28"/>
+        </w:rPr>
+      </w:pPr>
+      <w:r>
+        <w:rPr>
+          <w:rFonts w:ascii="Times New Roman" w:eastAsia="Times New Roman" w:hAnsi="Times New Roman" w:cs="Times New Roman"/>
+          <w:color w:val="000000"/>
+          <w:sz w:val="28"/>
+          <w:szCs w:val="28"/>
+        </w:rPr>
+        <w:br w:type="page"/>
+      </w:r>
+    </w:p>
+    <w:p>
+      <w:pPr>
+        <w:keepNext/>
+        <w:keepLines/>
+        <w:pBdr>
+          <w:top w:val="nil"/>
+          <w:left w:val="nil"/>
+          <w:bottom w:val="nil"/>
+          <w:right w:val="nil"/>
+          <w:between w:val="nil"/>
+        </w:pBdr>
+        <w:spacing w:after="0" w:line="360" w:lineRule="auto"/>
+        <w:ind w:firstLine="851"/>
+        <w:rPr>
+          <w:rFonts w:ascii="Times New Roman" w:eastAsia="Times New Roman" w:hAnsi="Times New Roman" w:cs="Times New Roman"/>
+          <w:color w:val="000000"/>
+          <w:sz w:val="28"/>
+          <w:szCs w:val="28"/>
+        </w:rPr>
+      </w:pPr>
+      <w:r>
+        <w:rPr>
+          <w:rFonts w:ascii="Times New Roman" w:eastAsia="Times New Roman" w:hAnsi="Times New Roman" w:cs="Times New Roman"/>
+          <w:color w:val="000000"/>
+          <w:sz w:val="28"/>
+          <w:szCs w:val="28"/>
+        </w:rPr>
+        <w:lastRenderedPageBreak/>
+        <w:t>2. Общая характеристика деятельности организации</w:t>
+      </w:r>
+    </w:p>
+    <w:p>
+      <w:pPr>
+        <w:keepNext/>
+        <w:keepLines/>
+        <w:pBdr>
+          <w:top w:val="nil"/>
+          <w:left w:val="nil"/>
+          <w:bottom w:val="nil"/>
+          <w:right w:val="nil"/>
+          <w:between w:val="nil"/>
+        </w:pBdr>
+        <w:spacing w:after="0" w:line="360" w:lineRule="auto"/>
+        <w:ind w:firstLine="851"/>
+        <w:rPr>
+          <w:rFonts w:ascii="Times New Roman" w:eastAsia="Times New Roman" w:hAnsi="Times New Roman" w:cs="Times New Roman"/>
+          <w:color w:val="000000"/>
+          <w:sz w:val="28"/>
+          <w:szCs w:val="28"/>
+        </w:rPr>
+      </w:pPr>
+    </w:p>
+    <w:p>
+      <w:pPr>
+        <w:keepNext/>
+        <w:keepLines/>
+        <w:pBdr>
+          <w:top w:val="nil"/>
+          <w:left w:val="nil"/>
+          <w:bottom w:val="nil"/>
+          <w:right w:val="nil"/>
+          <w:between w:val="nil"/>
+        </w:pBdr>
+        <w:spacing w:after="0" w:line="360" w:lineRule="auto"/>
+        <w:ind w:firstLine="851"/>
+        <w:rPr>
+          <w:rFonts w:ascii="Times New Roman" w:eastAsia="Times New Roman" w:hAnsi="Times New Roman" w:cs="Times New Roman"/>
+          <w:color w:val="000000"/>
+          <w:sz w:val="28"/>
+          <w:szCs w:val="28"/>
+        </w:rPr>
+      </w:pPr>
+      <w:r>
+        <w:rPr>
+          <w:rFonts w:ascii="Times New Roman" w:eastAsia="Times New Roman" w:hAnsi="Times New Roman" w:cs="Times New Roman"/>
+          <w:color w:val="000000"/>
+          <w:sz w:val="28"/>
+          <w:szCs w:val="28"/>
+        </w:rPr>
+        <w:t>Местом прохождения практики является Московский политехнический университет (Московский Политех) — федеральное государственное автономное образовательное учреждение высшего образования.</w:t>
+      </w:r>
+    </w:p>
+    <w:p>
+      <w:pPr>
+        <w:keepNext/>
+        <w:keepLines/>
+        <w:pBdr>
+          <w:top w:val="nil"/>
+          <w:left w:val="nil"/>
+          <w:bottom w:val="nil"/>
+          <w:right w:val="nil"/>
+          <w:between w:val="nil"/>
+        </w:pBdr>
+        <w:spacing w:after="0" w:line="360" w:lineRule="auto"/>
+        <w:ind w:firstLine="851"/>
+        <w:rPr>
+          <w:rFonts w:ascii="Times New Roman" w:eastAsia="Times New Roman" w:hAnsi="Times New Roman" w:cs="Times New Roman"/>
+          <w:color w:val="000000"/>
+          <w:sz w:val="28"/>
+          <w:szCs w:val="28"/>
+        </w:rPr>
+      </w:pPr>
+      <w:r>
+        <w:rPr>
+          <w:rFonts w:ascii="Times New Roman" w:eastAsia="Times New Roman" w:hAnsi="Times New Roman" w:cs="Times New Roman"/>
+          <w:color w:val="000000"/>
+          <w:sz w:val="28"/>
+          <w:szCs w:val="28"/>
+        </w:rPr>
+        <w:t>Университет ведёт образовательную деятельность по широкому спектру направлений подготовки, в том числе в области информационных технологий и информационной безопасности, а также научно-исследовательскую и проектную деятельность. В рамках учебного процесса студенты выполняют проектные работы, одной из которых является рассматриваемый проект.</w:t>
+      </w:r>
+    </w:p>
+    <w:p>
+      <w:pPr>
+        <w:keepNext/>
+        <w:keepLines/>
+        <w:pBdr>
+          <w:top w:val="nil"/>
+          <w:left w:val="nil"/>
+          <w:bottom w:val="nil"/>
+          <w:right w:val="nil"/>
+          <w:between w:val="nil"/>
+        </w:pBdr>
+        <w:spacing w:after="0" w:line="360" w:lineRule="auto"/>
+        <w:ind w:firstLine="851"/>
+        <w:rPr>
+          <w:rFonts w:ascii="Times New Roman" w:eastAsia="Times New Roman" w:hAnsi="Times New Roman" w:cs="Times New Roman"/>
+          <w:color w:val="000000"/>
+          <w:sz w:val="28"/>
+          <w:szCs w:val="28"/>
+        </w:rPr>
+      </w:pPr>
+      <w:r>
+        <w:rPr>
+          <w:rFonts w:ascii="Times New Roman" w:eastAsia="Times New Roman" w:hAnsi="Times New Roman" w:cs="Times New Roman"/>
+          <w:color w:val="000000"/>
+          <w:sz w:val="28"/>
+          <w:szCs w:val="28"/>
+        </w:rPr>
+        <w:t>Расписание занятий университета публикуется на сервисе rasp.dmami.ru, который выступает официальным источником данных для разработанного бота.</w:t>
+      </w:r>
+    </w:p>
+    <w:p>
+      <w:pPr>
+        <w:keepNext/>
+        <w:keepLines/>
+        <w:pBdr>
+          <w:top w:val="nil"/>
+          <w:left w:val="nil"/>
+          <w:bottom w:val="nil"/>
+          <w:right w:val="nil"/>
+          <w:between w:val="nil"/>
+        </w:pBdr>
+        <w:spacing w:after="0" w:line="360" w:lineRule="auto"/>
+        <w:ind w:firstLine="851"/>
+        <w:rPr>
+          <w:rFonts w:ascii="Times New Roman" w:eastAsia="Times New Roman" w:hAnsi="Times New Roman" w:cs="Times New Roman"/>
+          <w:color w:val="000000"/>
+          <w:sz w:val="28"/>
+          <w:szCs w:val="28"/>
+        </w:rPr>
+      </w:pPr>
+    </w:p>
+    <w:p>
+      <w:pPr>
+        <w:rPr>
+          <w:rFonts w:ascii="Times New Roman" w:eastAsia="Times New Roman" w:hAnsi="Times New Roman" w:cs="Times New Roman"/>
+          <w:color w:val="000000"/>
+          <w:sz w:val="28"/>
+          <w:szCs w:val="28"/>
+        </w:rPr>
+      </w:pPr>
+      <w:r>
+        <w:rPr>
+          <w:rFonts w:ascii="Times New Roman" w:eastAsia="Times New Roman" w:hAnsi="Times New Roman" w:cs="Times New Roman"/>
+          <w:color w:val="000000"/>
+          <w:sz w:val="28"/>
+          <w:szCs w:val="28"/>
+        </w:rPr>
+        <w:br w:type="page"/>
+      </w:r>
+    </w:p>
+    <w:p>
+      <w:pPr>
+        <w:keepNext/>
+        <w:keepLines/>
+        <w:pBdr>
+          <w:top w:val="nil"/>
+          <w:left w:val="nil"/>
+          <w:bottom w:val="nil"/>
+          <w:right w:val="nil"/>
+          <w:between w:val="nil"/>
+        </w:pBdr>
+        <w:spacing w:after="0" w:line="360" w:lineRule="auto"/>
+        <w:ind w:firstLine="851"/>
+        <w:rPr>
+          <w:rFonts w:ascii="Times New Roman" w:eastAsia="Times New Roman" w:hAnsi="Times New Roman" w:cs="Times New Roman"/>
+          <w:color w:val="000000"/>
+          <w:sz w:val="28"/>
+          <w:szCs w:val="28"/>
+        </w:rPr>
+      </w:pPr>
+      <w:r>
+        <w:rPr>
+          <w:rFonts w:ascii="Times New Roman" w:eastAsia="Times New Roman" w:hAnsi="Times New Roman" w:cs="Times New Roman"/>
+          <w:color w:val="000000"/>
+          <w:sz w:val="28"/>
+          <w:szCs w:val="28"/>
+        </w:rPr>
+        <w:lastRenderedPageBreak/>
+        <w:t>3. Описание задания по проектной практике</w:t>
+      </w:r>
+      <w:r>
+        <w:rPr>
+          <w:rFonts w:ascii="Times New Roman" w:eastAsia="Times New Roman" w:hAnsi="Times New Roman" w:cs="Times New Roman"/>
+          <w:color w:val="000000"/>
+          <w:sz w:val="28"/>
+          <w:szCs w:val="28"/>
+        </w:rPr>
+        <w:br/>
+      </w:r>
+    </w:p>
+    <w:p>
+      <w:pPr>
+        <w:keepNext/>
+        <w:keepLines/>
+        <w:pBdr>
+          <w:top w:val="nil"/>
+          <w:left w:val="nil"/>
+          <w:bottom w:val="nil"/>
+          <w:right w:val="nil"/>
+          <w:between w:val="nil"/>
+        </w:pBdr>
+        <w:spacing w:after="0" w:line="360" w:lineRule="auto"/>
+        <w:ind w:firstLine="851"/>
+        <w:rPr>
+          <w:rFonts w:ascii="Times New Roman" w:eastAsia="Times New Roman" w:hAnsi="Times New Roman" w:cs="Times New Roman"/>
+          <w:color w:val="000000"/>
+          <w:sz w:val="28"/>
+          <w:szCs w:val="28"/>
+        </w:rPr>
+      </w:pPr>
+      <w:r>
+        <w:rPr>
+          <w:rFonts w:ascii="Times New Roman" w:eastAsia="Times New Roman" w:hAnsi="Times New Roman" w:cs="Times New Roman"/>
+          <w:color w:val="000000"/>
+          <w:sz w:val="28"/>
+          <w:szCs w:val="28"/>
+        </w:rPr>
+        <w:t>Задание на проектную практику состоит из базовой (обязательной) части. В рамках практики необходимо было выполнить следующие задачи:</w:t>
+      </w:r>
+    </w:p>
+    <w:p>
+      <w:pPr>
+        <w:keepNext/>
+        <w:keepLines/>
+        <w:pBdr>
+          <w:top w:val="nil"/>
+          <w:left w:val="nil"/>
+          <w:bottom w:val="nil"/>
+          <w:right w:val="nil"/>
+          <w:between w:val="nil"/>
+        </w:pBdr>
+        <w:spacing w:after="0" w:line="360" w:lineRule="auto"/>
+        <w:ind w:firstLine="851"/>
+        <w:rPr>
+          <w:rFonts w:ascii="Times New Roman" w:eastAsia="Times New Roman" w:hAnsi="Times New Roman" w:cs="Times New Roman"/>
+          <w:color w:val="000000"/>
+          <w:sz w:val="28"/>
+          <w:szCs w:val="28"/>
+        </w:rPr>
+      </w:pPr>
+      <w:r>
+        <w:rPr>
+          <w:rFonts w:ascii="Times New Roman" w:eastAsia="Times New Roman" w:hAnsi="Times New Roman" w:cs="Times New Roman"/>
+          <w:color w:val="000000"/>
+          <w:sz w:val="28"/>
+          <w:szCs w:val="28"/>
+        </w:rPr>
+        <w:t>1</w:t>
+      </w:r>
+      <w:r>
+        <w:rPr>
+          <w:rFonts w:ascii="Times New Roman" w:eastAsia="Times New Roman" w:hAnsi="Times New Roman" w:cs="Times New Roman"/>
+          <w:color w:val="000000"/>
+          <w:sz w:val="28"/>
+          <w:szCs w:val="28"/>
+        </w:rPr>
+        <w:t xml:space="preserve">) </w:t>
+      </w:r>
+      <w:r>
+        <w:rPr>
+          <w:rFonts w:ascii="Times New Roman" w:eastAsia="Times New Roman" w:hAnsi="Times New Roman" w:cs="Times New Roman"/>
+          <w:color w:val="000000"/>
+          <w:sz w:val="28"/>
+          <w:szCs w:val="28"/>
+        </w:rPr>
+        <w:t>Настроить систему контроля версий Git и организовать репозиторий проекта на основе шаблона, предоставленного кафедрой; освоить базовые команды Git и работу с ветками.</w:t>
+      </w:r>
+    </w:p>
+    <w:p>
+      <w:pPr>
+        <w:keepNext/>
+        <w:keepLines/>
+        <w:pBdr>
+          <w:top w:val="nil"/>
+          <w:left w:val="nil"/>
+          <w:bottom w:val="nil"/>
+          <w:right w:val="nil"/>
+          <w:between w:val="nil"/>
+        </w:pBdr>
+        <w:spacing w:after="0" w:line="360" w:lineRule="auto"/>
+        <w:ind w:firstLine="851"/>
+        <w:rPr>
+          <w:rFonts w:ascii="Times New Roman" w:eastAsia="Times New Roman" w:hAnsi="Times New Roman" w:cs="Times New Roman"/>
+          <w:color w:val="000000"/>
+          <w:sz w:val="28"/>
+          <w:szCs w:val="28"/>
+        </w:rPr>
+      </w:pPr>
+      <w:r>
+        <w:rPr>
+          <w:rFonts w:ascii="Times New Roman" w:eastAsia="Times New Roman" w:hAnsi="Times New Roman" w:cs="Times New Roman"/>
+          <w:color w:val="000000"/>
+          <w:sz w:val="28"/>
+          <w:szCs w:val="28"/>
+        </w:rPr>
+        <w:t>2</w:t>
+      </w:r>
+      <w:r>
+        <w:rPr>
+          <w:rFonts w:ascii="Times New Roman" w:eastAsia="Times New Roman" w:hAnsi="Times New Roman" w:cs="Times New Roman"/>
+          <w:color w:val="000000"/>
+          <w:sz w:val="28"/>
+          <w:szCs w:val="28"/>
+        </w:rPr>
+        <w:t xml:space="preserve">) </w:t>
+      </w:r>
+      <w:r>
+        <w:rPr>
+          <w:rFonts w:ascii="Times New Roman" w:eastAsia="Times New Roman" w:hAnsi="Times New Roman" w:cs="Times New Roman"/>
+          <w:color w:val="000000"/>
+          <w:sz w:val="28"/>
+          <w:szCs w:val="28"/>
+        </w:rPr>
+        <w:t>Подготовить документацию проекта в формате Markdown.</w:t>
+      </w:r>
+    </w:p>
+    <w:p>
+      <w:pPr>
+        <w:keepNext/>
+        <w:keepLines/>
+        <w:pBdr>
+          <w:top w:val="nil"/>
+          <w:left w:val="nil"/>
+          <w:bottom w:val="nil"/>
+          <w:right w:val="nil"/>
+          <w:between w:val="nil"/>
+        </w:pBdr>
+        <w:spacing w:after="0" w:line="360" w:lineRule="auto"/>
+        <w:ind w:firstLine="851"/>
+        <w:rPr>
+          <w:rFonts w:ascii="Times New Roman" w:eastAsia="Times New Roman" w:hAnsi="Times New Roman" w:cs="Times New Roman"/>
+          <w:color w:val="000000"/>
+          <w:sz w:val="28"/>
+          <w:szCs w:val="28"/>
+        </w:rPr>
+      </w:pPr>
+      <w:r>
+        <w:rPr>
+          <w:rFonts w:ascii="Times New Roman" w:eastAsia="Times New Roman" w:hAnsi="Times New Roman" w:cs="Times New Roman"/>
+          <w:color w:val="000000"/>
+          <w:sz w:val="28"/>
+          <w:szCs w:val="28"/>
+        </w:rPr>
+        <w:t>3</w:t>
+      </w:r>
+      <w:r>
+        <w:rPr>
+          <w:rFonts w:ascii="Times New Roman" w:eastAsia="Times New Roman" w:hAnsi="Times New Roman" w:cs="Times New Roman"/>
+          <w:color w:val="000000"/>
+          <w:sz w:val="28"/>
+          <w:szCs w:val="28"/>
+        </w:rPr>
+        <w:t xml:space="preserve">) </w:t>
+      </w:r>
+      <w:r>
+        <w:rPr>
+          <w:rFonts w:ascii="Times New Roman" w:eastAsia="Times New Roman" w:hAnsi="Times New Roman" w:cs="Times New Roman"/>
+          <w:color w:val="000000"/>
+          <w:sz w:val="28"/>
+          <w:szCs w:val="28"/>
+        </w:rPr>
+        <w:t>Разработать статический веб-сайт, посвящённый проекту, включающий домашнюю страницу, страницы «О проекте», «Участники», «Журнал» и «Ресурсы», оформленный графическими материалами.</w:t>
+      </w:r>
+    </w:p>
+    <w:p>
+      <w:pPr>
+        <w:keepNext/>
+        <w:keepLines/>
+        <w:pBdr>
+          <w:top w:val="nil"/>
+          <w:left w:val="nil"/>
+          <w:bottom w:val="nil"/>
+          <w:right w:val="nil"/>
+          <w:between w:val="nil"/>
+        </w:pBdr>
+        <w:spacing w:after="0" w:line="360" w:lineRule="auto"/>
+        <w:ind w:firstLine="851"/>
+        <w:rPr>
+          <w:rFonts w:ascii="Times New Roman" w:eastAsia="Times New Roman" w:hAnsi="Times New Roman" w:cs="Times New Roman"/>
+          <w:color w:val="000000"/>
+          <w:sz w:val="28"/>
+          <w:szCs w:val="28"/>
+        </w:rPr>
+      </w:pPr>
+      <w:r>
+        <w:rPr>
+          <w:rFonts w:ascii="Times New Roman" w:eastAsia="Times New Roman" w:hAnsi="Times New Roman" w:cs="Times New Roman"/>
+          <w:color w:val="000000"/>
+          <w:sz w:val="28"/>
+          <w:szCs w:val="28"/>
+        </w:rPr>
+        <w:t>4</w:t>
+      </w:r>
+      <w:r>
+        <w:rPr>
+          <w:rFonts w:ascii="Times New Roman" w:eastAsia="Times New Roman" w:hAnsi="Times New Roman" w:cs="Times New Roman"/>
+          <w:color w:val="000000"/>
+          <w:sz w:val="28"/>
+          <w:szCs w:val="28"/>
+        </w:rPr>
+        <w:t xml:space="preserve">) </w:t>
+      </w:r>
+      <w:r>
+        <w:rPr>
+          <w:rFonts w:ascii="Times New Roman" w:eastAsia="Times New Roman" w:hAnsi="Times New Roman" w:cs="Times New Roman"/>
+          <w:color w:val="000000"/>
+          <w:sz w:val="28"/>
+          <w:szCs w:val="28"/>
+        </w:rPr>
+        <w:t>Составить отчёт по практике по установленному шаблону и разместить его в репозитории в форматах DOCX и PDF.</w:t>
+      </w:r>
+    </w:p>
+    <w:p>
+      <w:pPr>
+        <w:keepNext/>
+        <w:keepLines/>
+        <w:pBdr>
+          <w:top w:val="nil"/>
+          <w:left w:val="nil"/>
+          <w:bottom w:val="nil"/>
+          <w:right w:val="nil"/>
+          <w:between w:val="nil"/>
+        </w:pBdr>
+        <w:spacing w:after="0" w:line="360" w:lineRule="auto"/>
+        <w:ind w:firstLine="851"/>
+        <w:rPr>
+          <w:rFonts w:ascii="Times New Roman" w:eastAsia="Times New Roman" w:hAnsi="Times New Roman" w:cs="Times New Roman"/>
+          <w:color w:val="000000"/>
+          <w:sz w:val="28"/>
+          <w:szCs w:val="28"/>
+        </w:rPr>
+      </w:pPr>
+    </w:p>
+    <w:p>
+      <w:pPr>
+        <w:rPr>
+          <w:rFonts w:ascii="Times New Roman" w:eastAsia="Times New Roman" w:hAnsi="Times New Roman" w:cs="Times New Roman"/>
+          <w:color w:val="000000"/>
+          <w:sz w:val="28"/>
+          <w:szCs w:val="28"/>
+        </w:rPr>
+      </w:pPr>
+      <w:r>
+        <w:rPr>
+          <w:rFonts w:ascii="Times New Roman" w:eastAsia="Times New Roman" w:hAnsi="Times New Roman" w:cs="Times New Roman"/>
+          <w:color w:val="000000"/>
+          <w:sz w:val="28"/>
+          <w:szCs w:val="28"/>
+        </w:rPr>
+        <w:br w:type="page"/>
+      </w:r>
+    </w:p>
+    <w:p>
+      <w:pPr>
+        <w:keepNext/>
+        <w:keepLines/>
+        <w:pBdr>
+          <w:top w:val="nil"/>
+          <w:left w:val="nil"/>
+          <w:bottom w:val="nil"/>
+          <w:right w:val="nil"/>
+          <w:between w:val="nil"/>
+        </w:pBdr>
+        <w:spacing w:after="0" w:line="360" w:lineRule="auto"/>
+        <w:ind w:firstLine="851"/>
+        <w:rPr>
+          <w:rFonts w:ascii="Times New Roman" w:eastAsia="Times New Roman" w:hAnsi="Times New Roman" w:cs="Times New Roman"/>
+          <w:color w:val="000000"/>
+          <w:sz w:val="28"/>
+          <w:szCs w:val="28"/>
+        </w:rPr>
+      </w:pPr>
+      <w:r>
+        <w:rPr>
+          <w:rFonts w:ascii="Times New Roman" w:eastAsia="Times New Roman" w:hAnsi="Times New Roman" w:cs="Times New Roman"/>
+          <w:color w:val="000000"/>
+          <w:sz w:val="28"/>
+          <w:szCs w:val="28"/>
+        </w:rPr>
+        <w:lastRenderedPageBreak/>
+        <w:t>4. Описание достигнутых результатов</w:t>
+      </w:r>
+    </w:p>
+    <w:p>
+      <w:pPr>
+        <w:keepNext/>
+        <w:keepLines/>
+        <w:pBdr>
+          <w:top w:val="nil"/>
+          <w:left w:val="nil"/>
+          <w:bottom w:val="nil"/>
+          <w:right w:val="nil"/>
+          <w:between w:val="nil"/>
+        </w:pBdr>
+        <w:spacing w:after="0" w:line="360" w:lineRule="auto"/>
+        <w:ind w:firstLine="851"/>
+        <w:rPr>
+          <w:rFonts w:ascii="Times New Roman" w:eastAsia="Times New Roman" w:hAnsi="Times New Roman" w:cs="Times New Roman"/>
+          <w:color w:val="000000"/>
+          <w:sz w:val="28"/>
+          <w:szCs w:val="28"/>
+        </w:rPr>
+      </w:pPr>
+      <w:r>
+        <w:rPr>
+          <w:rFonts w:ascii="Times New Roman" w:eastAsia="Times New Roman" w:hAnsi="Times New Roman" w:cs="Times New Roman"/>
+          <w:color w:val="000000"/>
+          <w:sz w:val="28"/>
+          <w:szCs w:val="28"/>
+        </w:rPr>
+        <w:t xml:space="preserve">4.1 Настройка </w:t>
+      </w:r>
+      <w:r>
+        <w:rPr>
+          <w:rFonts w:ascii="Times New Roman" w:eastAsia="Times New Roman" w:hAnsi="Times New Roman" w:cs="Times New Roman"/>
+          <w:color w:val="000000"/>
+          <w:sz w:val="28"/>
+          <w:szCs w:val="28"/>
+          <w:lang w:val="en-US"/>
+        </w:rPr>
+        <w:t xml:space="preserve">Git </w:t>
+      </w:r>
+      <w:r>
+        <w:rPr>
+          <w:rFonts w:ascii="Times New Roman" w:eastAsia="Times New Roman" w:hAnsi="Times New Roman" w:cs="Times New Roman"/>
+          <w:color w:val="000000"/>
+          <w:sz w:val="28"/>
+          <w:szCs w:val="28"/>
+        </w:rPr>
+        <w:t>и репозитория</w:t>
+      </w:r>
+    </w:p>
+    <w:p>
+      <w:pPr>
+        <w:keepNext/>
+        <w:keepLines/>
+        <w:pBdr>
+          <w:top w:val="nil"/>
+          <w:left w:val="nil"/>
+          <w:bottom w:val="nil"/>
+          <w:right w:val="nil"/>
+          <w:between w:val="nil"/>
+        </w:pBdr>
+        <w:spacing w:after="0" w:line="360" w:lineRule="auto"/>
+        <w:ind w:firstLine="851"/>
+        <w:rPr>
+          <w:rFonts w:ascii="Times New Roman" w:eastAsia="Times New Roman" w:hAnsi="Times New Roman" w:cs="Times New Roman"/>
+          <w:color w:val="000000"/>
+          <w:sz w:val="28"/>
+          <w:szCs w:val="28"/>
+        </w:rPr>
+      </w:pPr>
+    </w:p>
+    <w:p>
+      <w:pPr>
+        <w:keepNext/>
+        <w:keepLines/>
+        <w:pBdr>
+          <w:top w:val="nil"/>
+          <w:left w:val="nil"/>
+          <w:bottom w:val="nil"/>
+          <w:right w:val="nil"/>
+          <w:between w:val="nil"/>
+        </w:pBdr>
+        <w:spacing w:after="0" w:line="360" w:lineRule="auto"/>
+        <w:ind w:firstLine="851"/>
+        <w:rPr>
+          <w:rFonts w:ascii="Times New Roman" w:eastAsia="Times New Roman" w:hAnsi="Times New Roman" w:cs="Times New Roman"/>
+          <w:color w:val="000000"/>
+          <w:sz w:val="28"/>
+          <w:szCs w:val="28"/>
+        </w:rPr>
+      </w:pPr>
+      <w:r>
+        <w:rPr>
+          <w:rFonts w:ascii="Times New Roman" w:eastAsia="Times New Roman" w:hAnsi="Times New Roman" w:cs="Times New Roman"/>
+          <w:color w:val="000000"/>
+          <w:sz w:val="28"/>
+          <w:szCs w:val="28"/>
+        </w:rPr>
+        <w:t>Установлен и настроен Git, на основе шаблона создан репозиторий практики на GitHub и склонирован локально. В репозиторий добавлен исходный код бота (каталог src/). Освоены базовые операции: коммиты, отправка изменений и работа с ветками. Настроен файл .gitignore, исключающий из репозитория секретные и локальные данные (переменные окружения, файл соли, базу данных пользователей).</w:t>
+      </w:r>
+    </w:p>
+    <w:p>
+      <w:pPr>
+        <w:keepNext/>
+        <w:keepLines/>
+        <w:pBdr>
+          <w:top w:val="nil"/>
+          <w:left w:val="nil"/>
+          <w:bottom w:val="nil"/>
+          <w:right w:val="nil"/>
+          <w:between w:val="nil"/>
+        </w:pBdr>
+        <w:spacing w:after="0" w:line="360" w:lineRule="auto"/>
+        <w:ind w:firstLine="851"/>
+        <w:rPr>
+          <w:rFonts w:ascii="Times New Roman" w:eastAsia="Times New Roman" w:hAnsi="Times New Roman" w:cs="Times New Roman"/>
+          <w:color w:val="000000"/>
+          <w:sz w:val="28"/>
+          <w:szCs w:val="28"/>
+        </w:rPr>
+      </w:pPr>
+    </w:p>
+    <w:p>
+      <w:pPr>
+        <w:keepNext/>
+        <w:keepLines/>
+        <w:pBdr>
+          <w:top w:val="nil"/>
+          <w:left w:val="nil"/>
+          <w:bottom w:val="nil"/>
+          <w:right w:val="nil"/>
+          <w:between w:val="nil"/>
+        </w:pBdr>
+        <w:spacing w:after="0" w:line="360" w:lineRule="auto"/>
+        <w:ind w:firstLine="851"/>
+        <w:rPr>
+          <w:rFonts w:ascii="Times New Roman" w:eastAsia="Times New Roman" w:hAnsi="Times New Roman" w:cs="Times New Roman"/>
+          <w:color w:val="000000"/>
+          <w:sz w:val="28"/>
+          <w:szCs w:val="28"/>
+          <w:lang w:val="en-US"/>
+        </w:rPr>
+      </w:pPr>
+      <w:r>
+        <w:rPr>
+          <w:rFonts w:ascii="Times New Roman" w:eastAsia="Times New Roman" w:hAnsi="Times New Roman" w:cs="Times New Roman"/>
+          <w:color w:val="000000"/>
+          <w:sz w:val="28"/>
+          <w:szCs w:val="28"/>
+        </w:rPr>
+        <w:t>4.</w:t>
+      </w:r>
+      <w:r>
+        <w:rPr>
+          <w:rFonts w:ascii="Times New Roman" w:eastAsia="Times New Roman" w:hAnsi="Times New Roman" w:cs="Times New Roman"/>
+          <w:color w:val="000000"/>
+          <w:sz w:val="28"/>
+          <w:szCs w:val="28"/>
+        </w:rPr>
+        <w:t xml:space="preserve">2. </w:t>
+      </w:r>
+      <w:r>
+        <w:rPr>
+          <w:rFonts w:ascii="Times New Roman" w:eastAsia="Times New Roman" w:hAnsi="Times New Roman" w:cs="Times New Roman"/>
+          <w:color w:val="000000"/>
+          <w:sz w:val="28"/>
+          <w:szCs w:val="28"/>
+        </w:rPr>
+        <w:t>Д</w:t>
+      </w:r>
+      <w:r>
+        <w:rPr>
+          <w:rFonts w:ascii="Times New Roman" w:eastAsia="Times New Roman" w:hAnsi="Times New Roman" w:cs="Times New Roman"/>
+          <w:color w:val="000000"/>
+          <w:sz w:val="28"/>
+          <w:szCs w:val="28"/>
+        </w:rPr>
+        <w:t xml:space="preserve">окументация в формате </w:t>
+      </w:r>
+      <w:r>
+        <w:rPr>
+          <w:rFonts w:ascii="Times New Roman" w:eastAsia="Times New Roman" w:hAnsi="Times New Roman" w:cs="Times New Roman"/>
+          <w:color w:val="000000"/>
+          <w:sz w:val="28"/>
+          <w:szCs w:val="28"/>
+          <w:lang w:val="en-US"/>
+        </w:rPr>
+        <w:t>Markdown</w:t>
+      </w:r>
+    </w:p>
+    <w:p>
+      <w:pPr>
+        <w:keepNext/>
+        <w:keepLines/>
+        <w:pBdr>
+          <w:top w:val="nil"/>
+          <w:left w:val="nil"/>
+          <w:bottom w:val="nil"/>
+          <w:right w:val="nil"/>
+          <w:between w:val="nil"/>
+        </w:pBdr>
+        <w:spacing w:after="0" w:line="360" w:lineRule="auto"/>
+        <w:ind w:firstLine="851"/>
+        <w:rPr>
+          <w:rFonts w:ascii="Times New Roman" w:eastAsia="Times New Roman" w:hAnsi="Times New Roman" w:cs="Times New Roman"/>
+          <w:color w:val="000000"/>
+          <w:sz w:val="28"/>
+          <w:szCs w:val="28"/>
+        </w:rPr>
+      </w:pPr>
+    </w:p>
+    <w:p>
+      <w:pPr>
+        <w:keepNext/>
+        <w:keepLines/>
+        <w:pBdr>
+          <w:top w:val="nil"/>
+          <w:left w:val="nil"/>
+          <w:bottom w:val="nil"/>
+          <w:right w:val="nil"/>
+          <w:between w:val="nil"/>
+        </w:pBdr>
+        <w:spacing w:after="0" w:line="360" w:lineRule="auto"/>
+        <w:ind w:firstLine="851"/>
+        <w:rPr>
+          <w:rFonts w:ascii="Times New Roman" w:eastAsia="Times New Roman" w:hAnsi="Times New Roman" w:cs="Times New Roman"/>
+          <w:color w:val="000000"/>
+          <w:sz w:val="28"/>
+          <w:szCs w:val="28"/>
+        </w:rPr>
+      </w:pPr>
+      <w:r>
+        <w:rPr>
+          <w:rFonts w:ascii="Times New Roman" w:eastAsia="Times New Roman" w:hAnsi="Times New Roman" w:cs="Times New Roman"/>
+          <w:color w:val="000000"/>
+          <w:sz w:val="28"/>
+          <w:szCs w:val="28"/>
+        </w:rPr>
+        <w:t>Изучен синтаксис Markdown. В каталоге docs/ подготовлена документация по практике: обзорный файл с описанием проекта и этапов работы, а также подробный журнал прогресса по этапам практики.</w:t>
+      </w:r>
+    </w:p>
+    <w:p>
+      <w:pPr>
+        <w:keepNext/>
+        <w:keepLines/>
+        <w:pBdr>
+          <w:top w:val="nil"/>
+          <w:left w:val="nil"/>
+          <w:bottom w:val="nil"/>
+          <w:right w:val="nil"/>
+          <w:between w:val="nil"/>
+        </w:pBdr>
+        <w:spacing w:after="0" w:line="360" w:lineRule="auto"/>
+        <w:ind w:firstLine="851"/>
+        <w:rPr>
+          <w:rFonts w:ascii="Times New Roman" w:eastAsia="Times New Roman" w:hAnsi="Times New Roman" w:cs="Times New Roman"/>
+          <w:color w:val="000000"/>
+          <w:sz w:val="28"/>
+          <w:szCs w:val="28"/>
+        </w:rPr>
+      </w:pPr>
+    </w:p>
+    <w:p>
+      <w:pPr>
+        <w:keepNext/>
+        <w:keepLines/>
+        <w:pBdr>
+          <w:top w:val="nil"/>
+          <w:left w:val="nil"/>
+          <w:bottom w:val="nil"/>
+          <w:right w:val="nil"/>
+          <w:between w:val="nil"/>
+        </w:pBdr>
+        <w:spacing w:after="0" w:line="360" w:lineRule="auto"/>
+        <w:ind w:firstLine="851"/>
+        <w:rPr>
+          <w:rFonts w:ascii="Times New Roman" w:eastAsia="Times New Roman" w:hAnsi="Times New Roman" w:cs="Times New Roman"/>
+          <w:color w:val="000000"/>
+          <w:sz w:val="28"/>
+          <w:szCs w:val="28"/>
+        </w:rPr>
+      </w:pPr>
+      <w:r>
+        <w:rPr>
+          <w:rFonts w:ascii="Times New Roman" w:eastAsia="Times New Roman" w:hAnsi="Times New Roman" w:cs="Times New Roman"/>
+          <w:color w:val="000000"/>
+          <w:sz w:val="28"/>
+          <w:szCs w:val="28"/>
+        </w:rPr>
+        <w:t xml:space="preserve">4.3 Разработка веб-сайта </w:t>
+      </w:r>
+    </w:p>
+    <w:p>
+      <w:pPr>
+        <w:keepNext/>
+        <w:keepLines/>
+        <w:pBdr>
+          <w:top w:val="nil"/>
+          <w:left w:val="nil"/>
+          <w:bottom w:val="nil"/>
+          <w:right w:val="nil"/>
+          <w:between w:val="nil"/>
+        </w:pBdr>
+        <w:spacing w:after="0" w:line="360" w:lineRule="auto"/>
+        <w:ind w:firstLine="851"/>
+        <w:rPr>
+          <w:rFonts w:ascii="Times New Roman" w:eastAsia="Times New Roman" w:hAnsi="Times New Roman" w:cs="Times New Roman"/>
+          <w:color w:val="000000"/>
+          <w:sz w:val="28"/>
+          <w:szCs w:val="28"/>
+        </w:rPr>
+      </w:pPr>
+    </w:p>
+    <w:p>
+      <w:pPr>
+        <w:keepNext/>
+        <w:keepLines/>
+        <w:pBdr>
+          <w:top w:val="nil"/>
+          <w:left w:val="nil"/>
+          <w:bottom w:val="nil"/>
+          <w:right w:val="nil"/>
+          <w:between w:val="nil"/>
+        </w:pBdr>
+        <w:spacing w:after="0" w:line="360" w:lineRule="auto"/>
+        <w:ind w:firstLine="851"/>
+        <w:rPr>
+          <w:rFonts w:ascii="Times New Roman" w:eastAsia="Times New Roman" w:hAnsi="Times New Roman" w:cs="Times New Roman"/>
+          <w:color w:val="000000"/>
+          <w:sz w:val="28"/>
+          <w:szCs w:val="28"/>
+        </w:rPr>
+      </w:pPr>
+      <w:r>
+        <w:rPr>
+          <w:rFonts w:ascii="Times New Roman" w:eastAsia="Times New Roman" w:hAnsi="Times New Roman" w:cs="Times New Roman"/>
+          <w:color w:val="000000"/>
+          <w:sz w:val="28"/>
+          <w:szCs w:val="28"/>
+        </w:rPr>
+        <w:t>Разработан веб-сайт проекта с использованием языков разметки HTML и стилей CSS. Сайт включает пять обязательных разделов: домашнюю страницу с аннотацией проекта, страницу «О проекте» с описанием задачи и принципа работы бота, страницу «Участники», страницу «Журнал» с записями о ходе работы и страницу «Ресурсы» со ссылками на полезные материалы.</w:t>
+      </w:r>
+    </w:p>
+    <w:p>
+      <w:pPr>
+        <w:keepNext/>
+        <w:keepLines/>
+        <w:pBdr>
+          <w:top w:val="nil"/>
+          <w:left w:val="nil"/>
+          <w:bottom w:val="nil"/>
+          <w:right w:val="nil"/>
+          <w:between w:val="nil"/>
+        </w:pBdr>
+        <w:spacing w:after="0" w:line="360" w:lineRule="auto"/>
+        <w:ind w:firstLine="851"/>
+        <w:rPr>
+          <w:rFonts w:ascii="Times New Roman" w:eastAsia="Times New Roman" w:hAnsi="Times New Roman" w:cs="Times New Roman"/>
+          <w:color w:val="000000"/>
+          <w:sz w:val="28"/>
+          <w:szCs w:val="28"/>
+        </w:rPr>
+      </w:pPr>
+      <w:r>
+        <w:rPr>
+          <w:rFonts w:ascii="Times New Roman" w:eastAsia="Times New Roman" w:hAnsi="Times New Roman" w:cs="Times New Roman"/>
+          <w:color w:val="000000"/>
+          <w:sz w:val="28"/>
+          <w:szCs w:val="28"/>
+        </w:rPr>
+        <w:t>Сайт оформлен в едином визуальном стиле с боковым меню навигации Страницы дополнены графическими материалами — снимками экрана работающего бота</w:t>
+      </w:r>
+    </w:p>
+    <w:p>
+      <w:pPr>
+        <w:keepNext/>
+        <w:keepLines/>
+        <w:pBdr>
+          <w:top w:val="nil"/>
+          <w:left w:val="nil"/>
+          <w:bottom w:val="nil"/>
+          <w:right w:val="nil"/>
+          <w:between w:val="nil"/>
+        </w:pBdr>
+        <w:spacing w:after="0" w:line="360" w:lineRule="auto"/>
+        <w:ind w:firstLine="851"/>
+        <w:rPr>
+          <w:rFonts w:ascii="Times New Roman" w:eastAsia="Times New Roman" w:hAnsi="Times New Roman" w:cs="Times New Roman"/>
+          <w:color w:val="000000"/>
+          <w:sz w:val="28"/>
+          <w:szCs w:val="28"/>
+        </w:rPr>
+      </w:pPr>
+    </w:p>
+    <w:p>
+      <w:pPr>
+        <w:rPr>
+          <w:rFonts w:ascii="Times New Roman" w:eastAsia="Times New Roman" w:hAnsi="Times New Roman" w:cs="Times New Roman"/>
+          <w:color w:val="000000"/>
+          <w:sz w:val="28"/>
+          <w:szCs w:val="28"/>
+        </w:rPr>
+      </w:pPr>
+      <w:r>
+        <w:rPr>
+          <w:rFonts w:ascii="Times New Roman" w:eastAsia="Times New Roman" w:hAnsi="Times New Roman" w:cs="Times New Roman"/>
+          <w:color w:val="000000"/>
+          <w:sz w:val="28"/>
+          <w:szCs w:val="28"/>
+        </w:rPr>
+        <w:br w:type="page"/>
+      </w:r>
+    </w:p>
+    <w:p>
+      <w:pPr>
+        <w:keepNext/>
+        <w:keepLines/>
+        <w:pBdr>
+          <w:top w:val="nil"/>
+          <w:left w:val="nil"/>
+          <w:bottom w:val="nil"/>
+          <w:right w:val="nil"/>
+          <w:between w:val="nil"/>
+        </w:pBdr>
+        <w:spacing w:after="0" w:line="360" w:lineRule="auto"/>
+        <w:jc w:val="center"/>
+        <w:rPr>
+          <w:rFonts w:ascii="Times New Roman" w:eastAsia="Times New Roman" w:hAnsi="Times New Roman" w:cs="Times New Roman"/>
+          <w:color w:val="000000"/>
+          <w:sz w:val="32"/>
+          <w:szCs w:val="32"/>
+        </w:rPr>
+      </w:pPr>
+      <w:r>
+        <w:rPr>
+          <w:rFonts w:ascii="Times New Roman" w:eastAsia="Times New Roman" w:hAnsi="Times New Roman" w:cs="Times New Roman"/>
+          <w:color w:val="000000"/>
+          <w:sz w:val="32"/>
+          <w:szCs w:val="32"/>
+        </w:rPr>
+        <w:lastRenderedPageBreak/>
+        <w:t>Заключение</w:t>
+      </w:r>
+    </w:p>
+    <w:p>
+      <w:pPr>
+        <w:keepNext/>
+        <w:keepLines/>
+        <w:pBdr>
+          <w:top w:val="nil"/>
+          <w:left w:val="nil"/>
+          <w:bottom w:val="nil"/>
+          <w:right w:val="nil"/>
+          <w:between w:val="nil"/>
+        </w:pBdr>
+        <w:spacing w:after="0" w:line="360" w:lineRule="auto"/>
+        <w:jc w:val="center"/>
+        <w:rPr>
+          <w:rFonts w:ascii="Times New Roman" w:eastAsia="Times New Roman" w:hAnsi="Times New Roman" w:cs="Times New Roman"/>
+          <w:color w:val="000000"/>
+          <w:sz w:val="32"/>
+          <w:szCs w:val="32"/>
+        </w:rPr>
+      </w:pPr>
+    </w:p>
+    <w:p>
+      <w:pPr>
+        <w:keepNext/>
+        <w:keepLines/>
+        <w:pBdr>
+          <w:top w:val="nil"/>
+          <w:left w:val="nil"/>
+          <w:bottom w:val="nil"/>
+          <w:right w:val="nil"/>
+          <w:between w:val="nil"/>
+        </w:pBdr>
+        <w:spacing w:after="0" w:line="360" w:lineRule="auto"/>
+        <w:ind w:firstLine="851"/>
+        <w:rPr>
+          <w:rFonts w:ascii="Times New Roman" w:eastAsia="Times New Roman" w:hAnsi="Times New Roman" w:cs="Times New Roman"/>
+          <w:color w:val="000000"/>
+          <w:sz w:val="28"/>
+          <w:szCs w:val="28"/>
+        </w:rPr>
+      </w:pPr>
+      <w:r>
+        <w:rPr>
+          <w:rFonts w:ascii="Times New Roman" w:eastAsia="Times New Roman" w:hAnsi="Times New Roman" w:cs="Times New Roman"/>
+          <w:color w:val="000000"/>
+          <w:sz w:val="28"/>
+          <w:szCs w:val="28"/>
+        </w:rPr>
+        <w:t>В ходе проектной практики были выполнены все задачи базовой части задания. Освоена работа с системой контроля версий Git, включая организацию репозитория, фиксацию изменений и работу с ветками. Подготовлена техническая документация в формате Markdown и разработан статический веб-сайт проекта на HTML и CSS. Составлена итоговая отчётность.</w:t>
+      </w:r>
+    </w:p>
+    <w:p>
+      <w:pPr>
+        <w:keepNext/>
+        <w:keepLines/>
+        <w:pBdr>
+          <w:top w:val="nil"/>
+          <w:left w:val="nil"/>
+          <w:bottom w:val="nil"/>
+          <w:right w:val="nil"/>
+          <w:between w:val="nil"/>
+        </w:pBdr>
+        <w:spacing w:after="0" w:line="360" w:lineRule="auto"/>
+        <w:ind w:firstLine="851"/>
+        <w:rPr>
+          <w:rFonts w:ascii="Times New Roman" w:eastAsia="Times New Roman" w:hAnsi="Times New Roman" w:cs="Times New Roman"/>
+          <w:color w:val="000000"/>
+          <w:sz w:val="28"/>
+          <w:szCs w:val="28"/>
+        </w:rPr>
+      </w:pPr>
+      <w:r>
+        <w:rPr>
+          <w:rFonts w:ascii="Times New Roman" w:eastAsia="Times New Roman" w:hAnsi="Times New Roman" w:cs="Times New Roman"/>
+          <w:color w:val="000000"/>
+          <w:sz w:val="28"/>
+          <w:szCs w:val="28"/>
+        </w:rPr>
+        <w:t>Практика позволила закрепить навыки, востребованные в профессиональной деятельности в области информационных технологий: ведение репозитория, оформление документации и разработка веб-страниц. Готовый программный проект — Telegram-бот расписания — получил оформление в виде структурированного репозитория, документации и сайта, что повышает его наглядность и удобство сопровождения.</w:t>
+      </w:r>
+    </w:p>
+    <w:p>
+      <w:pPr>
+        <w:keepNext/>
+        <w:keepLines/>
+        <w:pBdr>
+          <w:top w:val="nil"/>
+          <w:left w:val="nil"/>
+          <w:bottom w:val="nil"/>
+          <w:right w:val="nil"/>
+          <w:between w:val="nil"/>
+        </w:pBdr>
+        <w:spacing w:after="0" w:line="360" w:lineRule="auto"/>
+        <w:ind w:firstLine="851"/>
+        <w:rPr>
+          <w:rFonts w:ascii="Times New Roman" w:eastAsia="Times New Roman" w:hAnsi="Times New Roman" w:cs="Times New Roman"/>
+          <w:color w:val="000000"/>
+          <w:sz w:val="28"/>
+          <w:szCs w:val="28"/>
+        </w:rPr>
+      </w:pPr>
+      <w:r>
+        <w:rPr>
+          <w:rFonts w:ascii="Times New Roman" w:eastAsia="Times New Roman" w:hAnsi="Times New Roman" w:cs="Times New Roman"/>
+          <w:color w:val="000000"/>
+          <w:sz w:val="28"/>
+          <w:szCs w:val="28"/>
+        </w:rPr>
+        <w:t>Поставленные цели практики достигнуты в полном объёме.</w:t>
+      </w:r>
+    </w:p>
+    <w:p>
+      <w:pPr>
+        <w:rPr>
+          <w:rFonts w:ascii="Times New Roman" w:eastAsia="Times New Roman" w:hAnsi="Times New Roman" w:cs="Times New Roman"/>
+          <w:color w:val="000000"/>
+          <w:sz w:val="28"/>
+          <w:szCs w:val="28"/>
+        </w:rPr>
+      </w:pPr>
+      <w:r>
+        <w:rPr>
+          <w:rFonts w:ascii="Times New Roman" w:eastAsia="Times New Roman" w:hAnsi="Times New Roman" w:cs="Times New Roman"/>
+          <w:color w:val="000000"/>
+          <w:sz w:val="28"/>
+          <w:szCs w:val="28"/>
+        </w:rPr>
+        <w:br w:type="page"/>
+      </w:r>
+    </w:p>
+    <w:p>
+      <w:pPr>
+        <w:keepNext/>
+        <w:keepLines/>
+        <w:pBdr>
+          <w:top w:val="nil"/>
+          <w:left w:val="nil"/>
+          <w:bottom w:val="nil"/>
+          <w:right w:val="nil"/>
+          <w:between w:val="nil"/>
+        </w:pBdr>
+        <w:spacing w:after="0" w:line="360" w:lineRule="auto"/>
+        <w:ind w:firstLine="851"/>
+        <w:jc w:val="center"/>
+        <w:rPr>
+          <w:rFonts w:ascii="Times New Roman" w:eastAsia="Times New Roman" w:hAnsi="Times New Roman" w:cs="Times New Roman"/>
+          <w:color w:val="000000"/>
+          <w:sz w:val="32"/>
+          <w:szCs w:val="32"/>
+        </w:rPr>
+      </w:pPr>
+      <w:r>
+        <w:rPr>
+          <w:rFonts w:ascii="Times New Roman" w:eastAsia="Times New Roman" w:hAnsi="Times New Roman" w:cs="Times New Roman"/>
+          <w:color w:val="000000"/>
+          <w:sz w:val="32"/>
+          <w:szCs w:val="32"/>
+        </w:rPr>
+        <w:lastRenderedPageBreak/>
+        <w:t>Список использованной литературы</w:t>
+      </w:r>
+    </w:p>
+    <w:p>
+      <w:pPr>
+        <w:keepNext/>
+        <w:keepLines/>
+        <w:pBdr>
+          <w:top w:val="nil"/>
+          <w:left w:val="nil"/>
+          <w:bottom w:val="nil"/>
+          <w:right w:val="nil"/>
+          <w:between w:val="nil"/>
+        </w:pBdr>
+        <w:spacing w:after="0" w:line="360" w:lineRule="auto"/>
+        <w:ind w:firstLine="851"/>
+        <w:jc w:val="center"/>
+        <w:rPr>
+          <w:rFonts w:ascii="Times New Roman" w:eastAsia="Times New Roman" w:hAnsi="Times New Roman" w:cs="Times New Roman"/>
+          <w:color w:val="000000"/>
+          <w:sz w:val="32"/>
+          <w:szCs w:val="32"/>
+        </w:rPr>
+      </w:pPr>
+    </w:p>
+    <w:p>
+      <w:pPr>
+        <w:keepNext/>
+        <w:keepLines/>
+        <w:pBdr>
+          <w:top w:val="nil"/>
+          <w:left w:val="nil"/>
+          <w:bottom w:val="nil"/>
+          <w:right w:val="nil"/>
+          <w:between w:val="nil"/>
+        </w:pBdr>
+        <w:spacing w:after="0" w:line="360" w:lineRule="auto"/>
+        <w:ind w:firstLine="851"/>
+        <w:rPr>
+          <w:rFonts w:ascii="Times New Roman" w:eastAsia="Times New Roman" w:hAnsi="Times New Roman" w:cs="Times New Roman"/>
+          <w:color w:val="000000"/>
+          <w:sz w:val="28"/>
+          <w:szCs w:val="28"/>
+        </w:rPr>
+      </w:pPr>
+      <w:r>
+        <w:rPr>
+          <w:rFonts w:ascii="Times New Roman" w:eastAsia="Times New Roman" w:hAnsi="Times New Roman" w:cs="Times New Roman"/>
+          <w:color w:val="000000"/>
+          <w:sz w:val="28"/>
+          <w:szCs w:val="28"/>
+        </w:rPr>
+        <w:t>1.</w:t>
+      </w:r>
+      <w:r>
+        <w:rPr>
+          <w:rFonts w:ascii="Times New Roman" w:eastAsia="Times New Roman" w:hAnsi="Times New Roman" w:cs="Times New Roman"/>
+          <w:color w:val="000000"/>
+          <w:sz w:val="28"/>
+          <w:szCs w:val="28"/>
+        </w:rPr>
+        <w:tab/>
+        <w:t>Официальный сайт Московского политехнического университета — https://mospolytech.ru/</w:t>
+      </w:r>
+    </w:p>
+    <w:p>
+      <w:pPr>
+        <w:keepNext/>
+        <w:keepLines/>
+        <w:pBdr>
+          <w:top w:val="nil"/>
+          <w:left w:val="nil"/>
+          <w:bottom w:val="nil"/>
+          <w:right w:val="nil"/>
+          <w:between w:val="nil"/>
+        </w:pBdr>
+        <w:spacing w:after="0" w:line="360" w:lineRule="auto"/>
+        <w:ind w:firstLine="851"/>
+        <w:rPr>
+          <w:rFonts w:ascii="Times New Roman" w:eastAsia="Times New Roman" w:hAnsi="Times New Roman" w:cs="Times New Roman"/>
+          <w:color w:val="000000"/>
+          <w:sz w:val="28"/>
+          <w:szCs w:val="28"/>
+        </w:rPr>
+      </w:pPr>
+      <w:r>
+        <w:rPr>
+          <w:rFonts w:ascii="Times New Roman" w:eastAsia="Times New Roman" w:hAnsi="Times New Roman" w:cs="Times New Roman"/>
+          <w:color w:val="000000"/>
+          <w:sz w:val="28"/>
+          <w:szCs w:val="28"/>
+        </w:rPr>
+        <w:t>2.</w:t>
+      </w:r>
+      <w:r>
+        <w:rPr>
+          <w:rFonts w:ascii="Times New Roman" w:eastAsia="Times New Roman" w:hAnsi="Times New Roman" w:cs="Times New Roman"/>
+          <w:color w:val="000000"/>
+          <w:sz w:val="28"/>
+          <w:szCs w:val="28"/>
+        </w:rPr>
+        <w:tab/>
+        <w:t>Сервис расписания Московского Политеха — https://rasp.dmami.ru/</w:t>
+      </w:r>
+    </w:p>
+    <w:p>
+      <w:pPr>
+        <w:keepNext/>
+        <w:keepLines/>
+        <w:pBdr>
+          <w:top w:val="nil"/>
+          <w:left w:val="nil"/>
+          <w:bottom w:val="nil"/>
+          <w:right w:val="nil"/>
+          <w:between w:val="nil"/>
+        </w:pBdr>
+        <w:spacing w:after="0" w:line="360" w:lineRule="auto"/>
+        <w:ind w:firstLine="851"/>
+        <w:rPr>
+          <w:rFonts w:ascii="Times New Roman" w:eastAsia="Times New Roman" w:hAnsi="Times New Roman" w:cs="Times New Roman"/>
+          <w:color w:val="000000"/>
+          <w:sz w:val="28"/>
+          <w:szCs w:val="28"/>
+        </w:rPr>
+      </w:pPr>
+      <w:r>
+        <w:rPr>
+          <w:rFonts w:ascii="Times New Roman" w:eastAsia="Times New Roman" w:hAnsi="Times New Roman" w:cs="Times New Roman"/>
+          <w:color w:val="000000"/>
+          <w:sz w:val="28"/>
+          <w:szCs w:val="28"/>
+        </w:rPr>
+        <w:t>3.</w:t>
+      </w:r>
+      <w:r>
+        <w:rPr>
+          <w:rFonts w:ascii="Times New Roman" w:eastAsia="Times New Roman" w:hAnsi="Times New Roman" w:cs="Times New Roman"/>
+          <w:color w:val="000000"/>
+          <w:sz w:val="28"/>
+          <w:szCs w:val="28"/>
+        </w:rPr>
+        <w:tab/>
+        <w:t>Документация по системе контроля версий Git — https://git-scm.com/book/ru/v2</w:t>
+      </w:r>
+    </w:p>
+    <w:p>
+      <w:pPr>
+        <w:keepNext/>
+        <w:keepLines/>
+        <w:pBdr>
+          <w:top w:val="nil"/>
+          <w:left w:val="nil"/>
+          <w:bottom w:val="nil"/>
+          <w:right w:val="nil"/>
+          <w:between w:val="nil"/>
+        </w:pBdr>
+        <w:spacing w:after="0" w:line="360" w:lineRule="auto"/>
+        <w:ind w:firstLine="851"/>
+        <w:rPr>
+          <w:rFonts w:ascii="Times New Roman" w:eastAsia="Times New Roman" w:hAnsi="Times New Roman" w:cs="Times New Roman"/>
+          <w:color w:val="000000"/>
+          <w:sz w:val="28"/>
+          <w:szCs w:val="28"/>
+        </w:rPr>
+      </w:pPr>
+      <w:r>
+        <w:rPr>
+          <w:rFonts w:ascii="Times New Roman" w:eastAsia="Times New Roman" w:hAnsi="Times New Roman" w:cs="Times New Roman"/>
+          <w:color w:val="000000"/>
+          <w:sz w:val="28"/>
+          <w:szCs w:val="28"/>
+        </w:rPr>
+        <w:t>4.</w:t>
+      </w:r>
+      <w:r>
+        <w:rPr>
+          <w:rFonts w:ascii="Times New Roman" w:eastAsia="Times New Roman" w:hAnsi="Times New Roman" w:cs="Times New Roman"/>
+          <w:color w:val="000000"/>
+          <w:sz w:val="28"/>
+          <w:szCs w:val="28"/>
+        </w:rPr>
+        <w:tab/>
+        <w:t>Руководство по языку разметки Markdown — https://www.markdownguide.org/</w:t>
+      </w:r>
+    </w:p>
+    <w:p>
+      <w:pPr>
+        <w:keepNext/>
+        <w:keepLines/>
+        <w:pBdr>
+          <w:top w:val="nil"/>
+          <w:left w:val="nil"/>
+          <w:bottom w:val="nil"/>
+          <w:right w:val="nil"/>
+          <w:between w:val="nil"/>
+        </w:pBdr>
+        <w:spacing w:after="0" w:line="360" w:lineRule="auto"/>
+        <w:ind w:firstLine="851"/>
+        <w:rPr>
+          <w:rFonts w:ascii="Times New Roman" w:eastAsia="Times New Roman" w:hAnsi="Times New Roman" w:cs="Times New Roman"/>
+          <w:color w:val="000000"/>
+          <w:sz w:val="28"/>
+          <w:szCs w:val="28"/>
+        </w:rPr>
+      </w:pPr>
+      <w:r>
+        <w:rPr>
+          <w:rFonts w:ascii="Times New Roman" w:eastAsia="Times New Roman" w:hAnsi="Times New Roman" w:cs="Times New Roman"/>
+          <w:color w:val="000000"/>
+          <w:sz w:val="28"/>
+          <w:szCs w:val="28"/>
+        </w:rPr>
+        <w:t>5.</w:t>
+      </w:r>
+      <w:r>
+        <w:rPr>
+          <w:rFonts w:ascii="Times New Roman" w:eastAsia="Times New Roman" w:hAnsi="Times New Roman" w:cs="Times New Roman"/>
+          <w:color w:val="000000"/>
+          <w:sz w:val="28"/>
+          <w:szCs w:val="28"/>
+        </w:rPr>
+        <w:tab/>
+        <w:t>Документация библиотеки python-telegram-bot — https://docs.python-telegram-bot.org/</w:t>
+      </w:r>
+    </w:p>
+    <w:p>
+      <w:pPr>
+        <w:keepNext/>
+        <w:keepLines/>
+        <w:pBdr>
+          <w:top w:val="nil"/>
+          <w:left w:val="nil"/>
+          <w:bottom w:val="nil"/>
+          <w:right w:val="nil"/>
+          <w:between w:val="nil"/>
+        </w:pBdr>
+        <w:spacing w:after="0" w:line="360" w:lineRule="auto"/>
+        <w:ind w:firstLine="851"/>
+        <w:rPr>
+          <w:rFonts w:ascii="Times New Roman" w:eastAsia="Times New Roman" w:hAnsi="Times New Roman" w:cs="Times New Roman"/>
+          <w:color w:val="000000"/>
+          <w:sz w:val="28"/>
+          <w:szCs w:val="28"/>
+        </w:rPr>
+      </w:pPr>
+      <w:r>
+        <w:rPr>
+          <w:rFonts w:ascii="Times New Roman" w:eastAsia="Times New Roman" w:hAnsi="Times New Roman" w:cs="Times New Roman"/>
+          <w:color w:val="000000"/>
+          <w:sz w:val="28"/>
+          <w:szCs w:val="28"/>
+        </w:rPr>
+        <w:t>6.</w:t>
+      </w:r>
+      <w:r>
+        <w:rPr>
+          <w:rFonts w:ascii="Times New Roman" w:eastAsia="Times New Roman" w:hAnsi="Times New Roman" w:cs="Times New Roman"/>
+          <w:color w:val="000000"/>
+          <w:sz w:val="28"/>
+          <w:szCs w:val="28"/>
+        </w:rPr>
+        <w:tab/>
+        <w:t>Документация Telegram Bot API — https://core.telegram.org/bots/api</w:t>
+      </w:r>
+    </w:p>
+    <w:p>
+      <w:pPr>
+        <w:keepNext/>
+        <w:keepLines/>
+        <w:pBdr>
+          <w:top w:val="nil"/>
+          <w:left w:val="nil"/>
+          <w:bottom w:val="nil"/>
+          <w:right w:val="nil"/>
+          <w:between w:val="nil"/>
+        </w:pBdr>
+        <w:spacing w:after="0" w:line="360" w:lineRule="auto"/>
+        <w:ind w:firstLine="851"/>
+        <w:rPr>
+          <w:rFonts w:ascii="Times New Roman" w:eastAsia="Times New Roman" w:hAnsi="Times New Roman" w:cs="Times New Roman"/>
+          <w:color w:val="000000"/>
+          <w:sz w:val="28"/>
+          <w:szCs w:val="28"/>
+        </w:rPr>
+      </w:pPr>
+      <w:r>
+        <w:rPr>
+          <w:rFonts w:ascii="Times New Roman" w:eastAsia="Times New Roman" w:hAnsi="Times New Roman" w:cs="Times New Roman"/>
+          <w:color w:val="000000"/>
+          <w:sz w:val="28"/>
+          <w:szCs w:val="28"/>
+        </w:rPr>
+        <w:t>7.</w:t>
+      </w:r>
+      <w:r>
+        <w:rPr>
+          <w:rFonts w:ascii="Times New Roman" w:eastAsia="Times New Roman" w:hAnsi="Times New Roman" w:cs="Times New Roman"/>
+          <w:color w:val="000000"/>
+          <w:sz w:val="28"/>
+          <w:szCs w:val="28"/>
+        </w:rPr>
+        <w:tab/>
+        <w:t>Репозиторий проекта практики на GitHub — https://github.com/chivapses/practice-2026-1</w:t>
+      </w:r>
+    </w:p>
+    <w:p>
+      <w:pPr>
+        <w:keepNext/>
+        <w:keepLines/>
+        <w:pBdr>
+          <w:top w:val="nil"/>
+          <w:left w:val="nil"/>
+          <w:bottom w:val="nil"/>
+          <w:right w:val="nil"/>
+          <w:between w:val="nil"/>
+        </w:pBdr>
+        <w:spacing w:after="0" w:line="360" w:lineRule="auto"/>
+        <w:ind w:firstLine="851"/>
+        <w:rPr>
+          <w:rFonts w:ascii="Times New Roman" w:eastAsia="Times New Roman" w:hAnsi="Times New Roman" w:cs="Times New Roman"/>
+          <w:color w:val="000000"/>
+          <w:sz w:val="28"/>
+          <w:szCs w:val="28"/>
+        </w:rPr>
+      </w:pPr>
+    </w:p>
+    <w:p>
+      <w:pPr>
+        <w:keepNext/>
+        <w:keepLines/>
+        <w:pBdr>
+          <w:top w:val="nil"/>
+          <w:left w:val="nil"/>
+          <w:bottom w:val="nil"/>
+          <w:right w:val="nil"/>
+          <w:between w:val="nil"/>
+        </w:pBdr>
+        <w:spacing w:after="0" w:line="360" w:lineRule="auto"/>
+        <w:ind w:firstLine="851"/>
         <w:rPr>
           <w:rFonts w:ascii="Times New Roman" w:eastAsia="Times New Roman" w:hAnsi="Times New Roman" w:cs="Times New Roman"/>
           <w:color w:val="000000"/>
@@ -1392,7 +3049,7 @@
 </file>
 
 <file path=word/endnotes.xml><?xml version="1.0" encoding="utf-8"?>
-<w:endnotes xmlns:wpc="http://schemas.microsoft.com/office/word/2010/wordprocessingCanvas" xmlns:mc="http://schemas.openxmlformats.org/markup-compatibility/2006" xmlns:o="urn:schemas-microsoft-com:office:office" xmlns:r="http://schemas.openxmlformats.org/officeDocument/2006/relationships" xmlns:m="http://schemas.openxmlformats.org/officeDocument/2006/math" xmlns:v="urn:schemas-microsoft-com:vml" xmlns:wp14="http://schemas.microsoft.com/office/word/2010/wordprocessingDrawing" xmlns:wp="http://schemas.openxmlformats.org/drawingml/2006/wordprocessingDrawing" xmlns:w10="urn:schemas-microsoft-com:office:word" xmlns:w="http://schemas.openxmlformats.org/wordprocessingml/2006/main" xmlns:w14="http://schemas.microsoft.com/office/word/2010/wordml" xmlns:w15="http://schemas.microsoft.com/office/word/2012/wordml" xmlns:wpg="http://schemas.microsoft.com/office/word/2010/wordprocessingGroup" xmlns:wpi="http://schemas.microsoft.com/office/word/2010/wordprocessingInk" xmlns:wne="http://schemas.microsoft.com/office/word/2006/wordml" xmlns:wps="http://schemas.microsoft.com/office/word/2010/wordprocessingShape" mc:Ignorable="w14 w15 wp14">
+<w:endnotes xmlns:wpc="http://schemas.microsoft.com/office/word/2010/wordprocessingCanvas" xmlns:cx="http://schemas.microsoft.com/office/drawing/2014/chartex" xmlns:cx1="http://schemas.microsoft.com/office/drawing/2015/9/8/chartex" xmlns:cx2="http://schemas.microsoft.com/office/drawing/2015/10/21/chartex" xmlns:cx3="http://schemas.microsoft.com/office/drawing/2016/5/9/chartex" xmlns:cx4="http://schemas.microsoft.com/office/drawing/2016/5/10/chartex" xmlns:cx5="http://schemas.microsoft.com/office/drawing/2016/5/11/chartex" xmlns:cx6="http://schemas.microsoft.com/office/drawing/2016/5/12/chartex" xmlns:cx7="http://schemas.microsoft.com/office/drawing/2016/5/13/chartex" xmlns:cx8="http://schemas.microsoft.com/office/drawing/2016/5/14/chartex" xmlns:mc="http://schemas.openxmlformats.org/markup-compatibility/2006" xmlns:aink="http://schemas.microsoft.com/office/drawing/2016/ink" xmlns:am3d="http://schemas.microsoft.com/office/drawing/2017/model3d" xmlns:o="urn:schemas-microsoft-com:office:office" xmlns:oel="http://schemas.microsoft.com/office/2019/extlst" xmlns:r="http://schemas.openxmlformats.org/officeDocument/2006/relationships" xmlns:m="http://schemas.openxmlformats.org/officeDocument/2006/math" xmlns:v="urn:schemas-microsoft-com:vml" xmlns:wp14="http://schemas.microsoft.com/office/word/2010/wordprocessingDrawing" xmlns:wp="http://schemas.openxmlformats.org/drawingml/2006/wordprocessingDrawing" xmlns:w10="urn:schemas-microsoft-com:office:word" xmlns:w="http://schemas.openxmlformats.org/wordprocessingml/2006/main" xmlns:w14="http://schemas.microsoft.com/office/word/2010/wordml" xmlns:w15="http://schemas.microsoft.com/office/word/2012/wordml" xmlns:w16cex="http://schemas.microsoft.com/office/word/2018/wordml/cex" xmlns:w16cid="http://schemas.microsoft.com/office/word/2016/wordml/cid" xmlns:w16="http://schemas.microsoft.com/office/word/2018/wordml" xmlns:w16sdtdh="http://schemas.microsoft.com/office/word/2020/wordml/sdtdatahash" xmlns:w16se="http://schemas.microsoft.com/office/word/2015/wordml/symex" xmlns:wpg="http://schemas.microsoft.com/office/word/2010/wordprocessingGroup" xmlns:wpi="http://schemas.microsoft.com/office/word/2010/wordprocessingInk" xmlns:wne="http://schemas.microsoft.com/office/word/2006/wordml" xmlns:wps="http://schemas.microsoft.com/office/word/2010/wordprocessingShape" mc:Ignorable="w14 w15 w16se w16cid w16 w16cex w16sdtdh wp14">
   <w:endnote w:type="separator" w:id="-1">
     <w:p>
       <w:pPr>
@@ -1417,7 +3074,7 @@
 </file>
 
 <file path=word/footer1.xml><?xml version="1.0" encoding="utf-8"?>
-<w:ftr xmlns:wpc="http://schemas.microsoft.com/office/word/2010/wordprocessingCanvas" xmlns:mc="http://schemas.openxmlformats.org/markup-compatibility/2006" xmlns:o="urn:schemas-microsoft-com:office:office" xmlns:r="http://schemas.openxmlformats.org/officeDocument/2006/relationships" xmlns:m="http://schemas.openxmlformats.org/officeDocument/2006/math" xmlns:v="urn:schemas-microsoft-com:vml" xmlns:wp14="http://schemas.microsoft.com/office/word/2010/wordprocessingDrawing" xmlns:wp="http://schemas.openxmlformats.org/drawingml/2006/wordprocessingDrawing" xmlns:w10="urn:schemas-microsoft-com:office:word" xmlns:w="http://schemas.openxmlformats.org/wordprocessingml/2006/main" xmlns:w14="http://schemas.microsoft.com/office/word/2010/wordml" xmlns:w15="http://schemas.microsoft.com/office/word/2012/wordml" xmlns:wpg="http://schemas.microsoft.com/office/word/2010/wordprocessingGroup" xmlns:wpi="http://schemas.microsoft.com/office/word/2010/wordprocessingInk" xmlns:wne="http://schemas.microsoft.com/office/word/2006/wordml" xmlns:wps="http://schemas.microsoft.com/office/word/2010/wordprocessingShape" mc:Ignorable="w14 w15 wp14">
+<w:ftr xmlns:wpc="http://schemas.microsoft.com/office/word/2010/wordprocessingCanvas" xmlns:cx="http://schemas.microsoft.com/office/drawing/2014/chartex" xmlns:cx1="http://schemas.microsoft.com/office/drawing/2015/9/8/chartex" xmlns:cx2="http://schemas.microsoft.com/office/drawing/2015/10/21/chartex" xmlns:cx3="http://schemas.microsoft.com/office/drawing/2016/5/9/chartex" xmlns:cx4="http://schemas.microsoft.com/office/drawing/2016/5/10/chartex" xmlns:cx5="http://schemas.microsoft.com/office/drawing/2016/5/11/chartex" xmlns:cx6="http://schemas.microsoft.com/office/drawing/2016/5/12/chartex" xmlns:cx7="http://schemas.microsoft.com/office/drawing/2016/5/13/chartex" xmlns:cx8="http://schemas.microsoft.com/office/drawing/2016/5/14/chartex" xmlns:mc="http://schemas.openxmlformats.org/markup-compatibility/2006" xmlns:aink="http://schemas.microsoft.com/office/drawing/2016/ink" xmlns:am3d="http://schemas.microsoft.com/office/drawing/2017/model3d" xmlns:o="urn:schemas-microsoft-com:office:office" xmlns:oel="http://schemas.microsoft.com/office/2019/extlst" xmlns:r="http://schemas.openxmlformats.org/officeDocument/2006/relationships" xmlns:m="http://schemas.openxmlformats.org/officeDocument/2006/math" xmlns:v="urn:schemas-microsoft-com:vml" xmlns:wp14="http://schemas.microsoft.com/office/word/2010/wordprocessingDrawing" xmlns:wp="http://schemas.openxmlformats.org/drawingml/2006/wordprocessingDrawing" xmlns:w10="urn:schemas-microsoft-com:office:word" xmlns:w="http://schemas.openxmlformats.org/wordprocessingml/2006/main" xmlns:w14="http://schemas.microsoft.com/office/word/2010/wordml" xmlns:w15="http://schemas.microsoft.com/office/word/2012/wordml" xmlns:w16cex="http://schemas.microsoft.com/office/word/2018/wordml/cex" xmlns:w16cid="http://schemas.microsoft.com/office/word/2016/wordml/cid" xmlns:w16="http://schemas.microsoft.com/office/word/2018/wordml" xmlns:w16sdtdh="http://schemas.microsoft.com/office/word/2020/wordml/sdtdatahash" xmlns:w16se="http://schemas.microsoft.com/office/word/2015/wordml/symex" xmlns:wpg="http://schemas.microsoft.com/office/word/2010/wordprocessingGroup" xmlns:wpi="http://schemas.microsoft.com/office/word/2010/wordprocessingInk" xmlns:wne="http://schemas.microsoft.com/office/word/2006/wordml" xmlns:wps="http://schemas.microsoft.com/office/word/2010/wordprocessingShape" mc:Ignorable="w14 w15 w16se w16cid w16 w16cex w16sdtdh wp14">
   <w:p>
     <w:pPr>
       <w:pBdr>
@@ -1461,7 +3118,7 @@
 </file>
 
 <file path=word/footnotes.xml><?xml version="1.0" encoding="utf-8"?>
-<w:footnotes xmlns:wpc="http://schemas.microsoft.com/office/word/2010/wordprocessingCanvas" xmlns:mc="http://schemas.openxmlformats.org/markup-compatibility/2006" xmlns:o="urn:schemas-microsoft-com:office:office" xmlns:r="http://schemas.openxmlformats.org/officeDocument/2006/relationships" xmlns:m="http://schemas.openxmlformats.org/officeDocument/2006/math" xmlns:v="urn:schemas-microsoft-com:vml" xmlns:wp14="http://schemas.microsoft.com/office/word/2010/wordprocessingDrawing" xmlns:wp="http://schemas.openxmlformats.org/drawingml/2006/wordprocessingDrawing" xmlns:w10="urn:schemas-microsoft-com:office:word" xmlns:w="http://schemas.openxmlformats.org/wordprocessingml/2006/main" xmlns:w14="http://schemas.microsoft.com/office/word/2010/wordml" xmlns:w15="http://schemas.microsoft.com/office/word/2012/wordml" xmlns:wpg="http://schemas.microsoft.com/office/word/2010/wordprocessingGroup" xmlns:wpi="http://schemas.microsoft.com/office/word/2010/wordprocessingInk" xmlns:wne="http://schemas.microsoft.com/office/word/2006/wordml" xmlns:wps="http://schemas.microsoft.com/office/word/2010/wordprocessingShape" mc:Ignorable="w14 w15 wp14">
+<w:footnotes xmlns:wpc="http://schemas.microsoft.com/office/word/2010/wordprocessingCanvas" xmlns:cx="http://schemas.microsoft.com/office/drawing/2014/chartex" xmlns:cx1="http://schemas.microsoft.com/office/drawing/2015/9/8/chartex" xmlns:cx2="http://schemas.microsoft.com/office/drawing/2015/10/21/chartex" xmlns:cx3="http://schemas.microsoft.com/office/drawing/2016/5/9/chartex" xmlns:cx4="http://schemas.microsoft.com/office/drawing/2016/5/10/chartex" xmlns:cx5="http://schemas.microsoft.com/office/drawing/2016/5/11/chartex" xmlns:cx6="http://schemas.microsoft.com/office/drawing/2016/5/12/chartex" xmlns:cx7="http://schemas.microsoft.com/office/drawing/2016/5/13/chartex" xmlns:cx8="http://schemas.microsoft.com/office/drawing/2016/5/14/chartex" xmlns:mc="http://schemas.openxmlformats.org/markup-compatibility/2006" xmlns:aink="http://schemas.microsoft.com/office/drawing/2016/ink" xmlns:am3d="http://schemas.microsoft.com/office/drawing/2017/model3d" xmlns:o="urn:schemas-microsoft-com:office:office" xmlns:oel="http://schemas.microsoft.com/office/2019/extlst" xmlns:r="http://schemas.openxmlformats.org/officeDocument/2006/relationships" xmlns:m="http://schemas.openxmlformats.org/officeDocument/2006/math" xmlns:v="urn:schemas-microsoft-com:vml" xmlns:wp14="http://schemas.microsoft.com/office/word/2010/wordprocessingDrawing" xmlns:wp="http://schemas.openxmlformats.org/drawingml/2006/wordprocessingDrawing" xmlns:w10="urn:schemas-microsoft-com:office:word" xmlns:w="http://schemas.openxmlformats.org/wordprocessingml/2006/main" xmlns:w14="http://schemas.microsoft.com/office/word/2010/wordml" xmlns:w15="http://schemas.microsoft.com/office/word/2012/wordml" xmlns:w16cex="http://schemas.microsoft.com/office/word/2018/wordml/cex" xmlns:w16cid="http://schemas.microsoft.com/office/word/2016/wordml/cid" xmlns:w16="http://schemas.microsoft.com/office/word/2018/wordml" xmlns:w16sdtdh="http://schemas.microsoft.com/office/word/2020/wordml/sdtdatahash" xmlns:w16se="http://schemas.microsoft.com/office/word/2015/wordml/symex" xmlns:wpg="http://schemas.microsoft.com/office/word/2010/wordprocessingGroup" xmlns:wpi="http://schemas.microsoft.com/office/word/2010/wordprocessingInk" xmlns:wne="http://schemas.microsoft.com/office/word/2006/wordml" xmlns:wps="http://schemas.microsoft.com/office/word/2010/wordprocessingShape" mc:Ignorable="w14 w15 w16se w16cid w16 w16cex w16sdtdh wp14">
   <w:footnote w:type="separator" w:id="-1">
     <w:p>
       <w:pPr>
@@ -1486,7 +3143,7 @@
 </file>
 
 <file path=word/numbering.xml><?xml version="1.0" encoding="utf-8"?>
-<w:numbering xmlns:wpc="http://schemas.microsoft.com/office/word/2010/wordprocessingCanvas" xmlns:mc="http://schemas.openxmlformats.org/markup-compatibility/2006" xmlns:o="urn:schemas-microsoft-com:office:office" xmlns:r="http://schemas.openxmlformats.org/officeDocument/2006/relationships" xmlns:m="http://schemas.openxmlformats.org/officeDocument/2006/math" xmlns:v="urn:schemas-microsoft-com:vml" xmlns:wp14="http://schemas.microsoft.com/office/word/2010/wordprocessingDrawing" xmlns:wp="http://schemas.openxmlformats.org/drawingml/2006/wordprocessingDrawing" xmlns:w10="urn:schemas-microsoft-com:office:word" xmlns:w="http://schemas.openxmlformats.org/wordprocessingml/2006/main" xmlns:w14="http://schemas.microsoft.com/office/word/2010/wordml" xmlns:w15="http://schemas.microsoft.com/office/word/2012/wordml" xmlns:wpg="http://schemas.microsoft.com/office/word/2010/wordprocessingGroup" xmlns:wpi="http://schemas.microsoft.com/office/word/2010/wordprocessingInk" xmlns:wne="http://schemas.microsoft.com/office/word/2006/wordml" xmlns:wps="http://schemas.microsoft.com/office/word/2010/wordprocessingShape" mc:Ignorable="w14 w15 wp14">
+<w:numbering xmlns:wpc="http://schemas.microsoft.com/office/word/2010/wordprocessingCanvas" xmlns:cx="http://schemas.microsoft.com/office/drawing/2014/chartex" xmlns:cx1="http://schemas.microsoft.com/office/drawing/2015/9/8/chartex" xmlns:cx2="http://schemas.microsoft.com/office/drawing/2015/10/21/chartex" xmlns:cx3="http://schemas.microsoft.com/office/drawing/2016/5/9/chartex" xmlns:cx4="http://schemas.microsoft.com/office/drawing/2016/5/10/chartex" xmlns:cx5="http://schemas.microsoft.com/office/drawing/2016/5/11/chartex" xmlns:cx6="http://schemas.microsoft.com/office/drawing/2016/5/12/chartex" xmlns:cx7="http://schemas.microsoft.com/office/drawing/2016/5/13/chartex" xmlns:cx8="http://schemas.microsoft.com/office/drawing/2016/5/14/chartex" xmlns:mc="http://schemas.openxmlformats.org/markup-compatibility/2006" xmlns:aink="http://schemas.microsoft.com/office/drawing/2016/ink" xmlns:am3d="http://schemas.microsoft.com/office/drawing/2017/model3d" xmlns:o="urn:schemas-microsoft-com:office:office" xmlns:oel="http://schemas.microsoft.com/office/2019/extlst" xmlns:r="http://schemas.openxmlformats.org/officeDocument/2006/relationships" xmlns:m="http://schemas.openxmlformats.org/officeDocument/2006/math" xmlns:v="urn:schemas-microsoft-com:vml" xmlns:wp14="http://schemas.microsoft.com/office/word/2010/wordprocessingDrawing" xmlns:wp="http://schemas.openxmlformats.org/drawingml/2006/wordprocessingDrawing" xmlns:w10="urn:schemas-microsoft-com:office:word" xmlns:w="http://schemas.openxmlformats.org/wordprocessingml/2006/main" xmlns:w14="http://schemas.microsoft.com/office/word/2010/wordml" xmlns:w15="http://schemas.microsoft.com/office/word/2012/wordml" xmlns:w16cex="http://schemas.microsoft.com/office/word/2018/wordml/cex" xmlns:w16cid="http://schemas.microsoft.com/office/word/2016/wordml/cid" xmlns:w16="http://schemas.microsoft.com/office/word/2018/wordml" xmlns:w16sdtdh="http://schemas.microsoft.com/office/word/2020/wordml/sdtdatahash" xmlns:w16se="http://schemas.microsoft.com/office/word/2015/wordml/symex" xmlns:wpg="http://schemas.microsoft.com/office/word/2010/wordprocessingGroup" xmlns:wpi="http://schemas.microsoft.com/office/word/2010/wordprocessingInk" xmlns:wne="http://schemas.microsoft.com/office/word/2006/wordml" xmlns:wps="http://schemas.microsoft.com/office/word/2010/wordprocessingShape" mc:Ignorable="w14 w15 w16se w16cid w16 w16cex w16sdtdh wp14">
   <w:abstractNum w:abstractNumId="0" w15:restartNumberingAfterBreak="0">
     <w:nsid w:val="0B9747C8"/>
     <w:multiLevelType w:val="multilevel"/>
@@ -1831,9 +3488,9 @@
   </w:abstractNum>
   <w:abstractNum w:abstractNumId="3" w15:restartNumberingAfterBreak="0">
     <w:nsid w:val="20866A0B"/>
-    <w:multiLevelType w:val="hybridMultilevel"/>
-    <w:tmpl w:val="5BB6AE2A"/>
-    <w:lvl w:ilvl="0" w:tplc="30CAFEFA">
+    <w:multiLevelType w:val="multilevel"/>
+    <w:tmpl w:val="3B8E30BC"/>
+    <w:lvl w:ilvl="0">
       <w:start w:val="1"/>
       <w:numFmt w:val="decimal"/>
       <w:lvlText w:val="%1."/>
@@ -1846,77 +3503,109 @@
         <w:i w:val="0"/>
       </w:rPr>
     </w:lvl>
-    <w:lvl w:ilvl="1" w:tplc="04190019" w:tentative="1">
-      <w:start w:val="1"/>
-      <w:numFmt w:val="lowerLetter"/>
-      <w:lvlText w:val="%2."/>
-      <w:lvlJc w:val="left"/>
-      <w:pPr>
-        <w:ind w:left="1440" w:hanging="360"/>
-      </w:pPr>
-    </w:lvl>
-    <w:lvl w:ilvl="2" w:tplc="0419001B" w:tentative="1">
-      <w:start w:val="1"/>
-      <w:numFmt w:val="lowerRoman"/>
-      <w:lvlText w:val="%3."/>
-      <w:lvlJc w:val="right"/>
-      <w:pPr>
-        <w:ind w:left="2160" w:hanging="180"/>
-      </w:pPr>
-    </w:lvl>
-    <w:lvl w:ilvl="3" w:tplc="0419000F" w:tentative="1">
-      <w:start w:val="1"/>
-      <w:numFmt w:val="decimal"/>
-      <w:lvlText w:val="%4."/>
-      <w:lvlJc w:val="left"/>
-      <w:pPr>
-        <w:ind w:left="2880" w:hanging="360"/>
-      </w:pPr>
-    </w:lvl>
-    <w:lvl w:ilvl="4" w:tplc="04190019" w:tentative="1">
-      <w:start w:val="1"/>
-      <w:numFmt w:val="lowerLetter"/>
-      <w:lvlText w:val="%5."/>
-      <w:lvlJc w:val="left"/>
-      <w:pPr>
-        <w:ind w:left="3600" w:hanging="360"/>
-      </w:pPr>
-    </w:lvl>
-    <w:lvl w:ilvl="5" w:tplc="0419001B" w:tentative="1">
-      <w:start w:val="1"/>
-      <w:numFmt w:val="lowerRoman"/>
-      <w:lvlText w:val="%6."/>
-      <w:lvlJc w:val="right"/>
-      <w:pPr>
-        <w:ind w:left="4320" w:hanging="180"/>
-      </w:pPr>
-    </w:lvl>
-    <w:lvl w:ilvl="6" w:tplc="0419000F" w:tentative="1">
-      <w:start w:val="1"/>
-      <w:numFmt w:val="decimal"/>
-      <w:lvlText w:val="%7."/>
-      <w:lvlJc w:val="left"/>
-      <w:pPr>
-        <w:ind w:left="5040" w:hanging="360"/>
-      </w:pPr>
-    </w:lvl>
-    <w:lvl w:ilvl="7" w:tplc="04190019" w:tentative="1">
-      <w:start w:val="1"/>
-      <w:numFmt w:val="lowerLetter"/>
-      <w:lvlText w:val="%8."/>
-      <w:lvlJc w:val="left"/>
-      <w:pPr>
-        <w:ind w:left="5760" w:hanging="360"/>
-      </w:pPr>
-    </w:lvl>
-    <w:lvl w:ilvl="8" w:tplc="0419001B" w:tentative="1">
-      <w:start w:val="1"/>
-      <w:numFmt w:val="lowerRoman"/>
-      <w:lvlText w:val="%9."/>
-      <w:lvlJc w:val="right"/>
-      <w:pPr>
-        <w:ind w:left="6480" w:hanging="180"/>
-      </w:pPr>
+    <w:lvl w:ilvl="1">
+      <w:start w:val="2"/>
+      <w:numFmt w:val="decimal"/>
+      <w:isLgl/>
+      <w:lvlText w:val="%1.%2."/>
+      <w:lvlJc w:val="left"/>
+      <w:pPr>
+        <w:ind w:left="1571" w:hanging="720"/>
+      </w:pPr>
+      <w:rPr>
+        <w:rFonts w:hint="default"/>
+      </w:rPr>
+    </w:lvl>
+    <w:lvl w:ilvl="2">
+      <w:start w:val="1"/>
+      <w:numFmt w:val="decimal"/>
+      <w:isLgl/>
+      <w:lvlText w:val="%1.%2.%3."/>
+      <w:lvlJc w:val="left"/>
+      <w:pPr>
+        <w:ind w:left="2062" w:hanging="720"/>
+      </w:pPr>
+      <w:rPr>
+        <w:rFonts w:hint="default"/>
+      </w:rPr>
+    </w:lvl>
+    <w:lvl w:ilvl="3">
+      <w:start w:val="1"/>
+      <w:numFmt w:val="decimal"/>
+      <w:isLgl/>
+      <w:lvlText w:val="%1.%2.%3.%4."/>
+      <w:lvlJc w:val="left"/>
+      <w:pPr>
+        <w:ind w:left="2913" w:hanging="1080"/>
+      </w:pPr>
+      <w:rPr>
+        <w:rFonts w:hint="default"/>
+      </w:rPr>
+    </w:lvl>
+    <w:lvl w:ilvl="4">
+      <w:start w:val="1"/>
+      <w:numFmt w:val="decimal"/>
+      <w:isLgl/>
+      <w:lvlText w:val="%1.%2.%3.%4.%5."/>
+      <w:lvlJc w:val="left"/>
+      <w:pPr>
+        <w:ind w:left="3404" w:hanging="1080"/>
+      </w:pPr>
+      <w:rPr>
+        <w:rFonts w:hint="default"/>
+      </w:rPr>
+    </w:lvl>
+    <w:lvl w:ilvl="5">
+      <w:start w:val="1"/>
+      <w:numFmt w:val="decimal"/>
+      <w:isLgl/>
+      <w:lvlText w:val="%1.%2.%3.%4.%5.%6."/>
+      <w:lvlJc w:val="left"/>
+      <w:pPr>
+        <w:ind w:left="4255" w:hanging="1440"/>
+      </w:pPr>
+      <w:rPr>
+        <w:rFonts w:hint="default"/>
+      </w:rPr>
+    </w:lvl>
+    <w:lvl w:ilvl="6">
+      <w:start w:val="1"/>
+      <w:numFmt w:val="decimal"/>
+      <w:isLgl/>
+      <w:lvlText w:val="%1.%2.%3.%4.%5.%6.%7."/>
+      <w:lvlJc w:val="left"/>
+      <w:pPr>
+        <w:ind w:left="5106" w:hanging="1800"/>
+      </w:pPr>
+      <w:rPr>
+        <w:rFonts w:hint="default"/>
+      </w:rPr>
+    </w:lvl>
+    <w:lvl w:ilvl="7">
+      <w:start w:val="1"/>
+      <w:numFmt w:val="decimal"/>
+      <w:isLgl/>
+      <w:lvlText w:val="%1.%2.%3.%4.%5.%6.%7.%8."/>
+      <w:lvlJc w:val="left"/>
+      <w:pPr>
+        <w:ind w:left="5597" w:hanging="1800"/>
+      </w:pPr>
+      <w:rPr>
+        <w:rFonts w:hint="default"/>
+      </w:rPr>
+    </w:lvl>
+    <w:lvl w:ilvl="8">
+      <w:start w:val="1"/>
+      <w:numFmt w:val="decimal"/>
+      <w:isLgl/>
+      <w:lvlText w:val="%1.%2.%3.%4.%5.%6.%7.%8.%9."/>
+      <w:lvlJc w:val="left"/>
+      <w:pPr>
+        <w:ind w:left="6448" w:hanging="2160"/>
+      </w:pPr>
+      <w:rPr>
+        <w:rFonts w:hint="default"/>
+      </w:rPr>
     </w:lvl>
   </w:abstractNum>
   <w:abstractNum w:abstractNumId="4" w15:restartNumberingAfterBreak="0">
@@ -2350,6 +4039,95 @@
     </w:lvl>
   </w:abstractNum>
   <w:abstractNum w:abstractNumId="8" w15:restartNumberingAfterBreak="0">
+    <w:nsid w:val="3A75532C"/>
+    <w:multiLevelType w:val="hybridMultilevel"/>
+    <w:tmpl w:val="DC9E1AC0"/>
+    <w:lvl w:ilvl="0" w:tplc="7F0C50FA">
+      <w:start w:val="1"/>
+      <w:numFmt w:val="decimal"/>
+      <w:lvlText w:val="%1."/>
+      <w:lvlJc w:val="left"/>
+      <w:pPr>
+        <w:ind w:left="1211" w:hanging="360"/>
+      </w:pPr>
+      <w:rPr>
+        <w:rFonts w:hint="default"/>
+      </w:rPr>
+    </w:lvl>
+    <w:lvl w:ilvl="1" w:tplc="04190019" w:tentative="1">
+      <w:start w:val="1"/>
+      <w:numFmt w:val="lowerLetter"/>
+      <w:lvlText w:val="%2."/>
+      <w:lvlJc w:val="left"/>
+      <w:pPr>
+        <w:ind w:left="1931" w:hanging="360"/>
+      </w:pPr>
+    </w:lvl>
+    <w:lvl w:ilvl="2" w:tplc="0419001B" w:tentative="1">
+      <w:start w:val="1"/>
+      <w:numFmt w:val="lowerRoman"/>
+      <w:lvlText w:val="%3."/>
+      <w:lvlJc w:val="right"/>
+      <w:pPr>
+        <w:ind w:left="2651" w:hanging="180"/>
+      </w:pPr>
+    </w:lvl>
+    <w:lvl w:ilvl="3" w:tplc="0419000F" w:tentative="1">
+      <w:start w:val="1"/>
+      <w:numFmt w:val="decimal"/>
+      <w:lvlText w:val="%4."/>
+      <w:lvlJc w:val="left"/>
+      <w:pPr>
+        <w:ind w:left="3371" w:hanging="360"/>
+      </w:pPr>
+    </w:lvl>
+    <w:lvl w:ilvl="4" w:tplc="04190019" w:tentative="1">
+      <w:start w:val="1"/>
+      <w:numFmt w:val="lowerLetter"/>
+      <w:lvlText w:val="%5."/>
+      <w:lvlJc w:val="left"/>
+      <w:pPr>
+        <w:ind w:left="4091" w:hanging="360"/>
+      </w:pPr>
+    </w:lvl>
+    <w:lvl w:ilvl="5" w:tplc="0419001B" w:tentative="1">
+      <w:start w:val="1"/>
+      <w:numFmt w:val="lowerRoman"/>
+      <w:lvlText w:val="%6."/>
+      <w:lvlJc w:val="right"/>
+      <w:pPr>
+        <w:ind w:left="4811" w:hanging="180"/>
+      </w:pPr>
+    </w:lvl>
+    <w:lvl w:ilvl="6" w:tplc="0419000F" w:tentative="1">
+      <w:start w:val="1"/>
+      <w:numFmt w:val="decimal"/>
+      <w:lvlText w:val="%7."/>
+      <w:lvlJc w:val="left"/>
+      <w:pPr>
+        <w:ind w:left="5531" w:hanging="360"/>
+      </w:pPr>
+    </w:lvl>
+    <w:lvl w:ilvl="7" w:tplc="04190019" w:tentative="1">
+      <w:start w:val="1"/>
+      <w:numFmt w:val="lowerLetter"/>
+      <w:lvlText w:val="%8."/>
+      <w:lvlJc w:val="left"/>
+      <w:pPr>
+        <w:ind w:left="6251" w:hanging="360"/>
+      </w:pPr>
+    </w:lvl>
+    <w:lvl w:ilvl="8" w:tplc="0419001B" w:tentative="1">
+      <w:start w:val="1"/>
+      <w:numFmt w:val="lowerRoman"/>
+      <w:lvlText w:val="%9."/>
+      <w:lvlJc w:val="right"/>
+      <w:pPr>
+        <w:ind w:left="6971" w:hanging="180"/>
+      </w:pPr>
+    </w:lvl>
+  </w:abstractNum>
+  <w:abstractNum w:abstractNumId="9" w15:restartNumberingAfterBreak="0">
     <w:nsid w:val="3ADF475E"/>
     <w:multiLevelType w:val="multilevel"/>
     <w:tmpl w:val="41468F68"/>
@@ -2463,7 +4241,7 @@
       </w:rPr>
     </w:lvl>
   </w:abstractNum>
-  <w:abstractNum w:abstractNumId="9" w15:restartNumberingAfterBreak="0">
+  <w:abstractNum w:abstractNumId="10" w15:restartNumberingAfterBreak="0">
     <w:nsid w:val="3D64641F"/>
     <w:multiLevelType w:val="multilevel"/>
     <w:tmpl w:val="AF5E46C8"/>
@@ -2576,7 +4354,7 @@
       </w:rPr>
     </w:lvl>
   </w:abstractNum>
-  <w:abstractNum w:abstractNumId="10" w15:restartNumberingAfterBreak="0">
+  <w:abstractNum w:abstractNumId="11" w15:restartNumberingAfterBreak="0">
     <w:nsid w:val="3F834F5A"/>
     <w:multiLevelType w:val="hybridMultilevel"/>
     <w:tmpl w:val="FB42AA40"/>
@@ -2689,7 +4467,7 @@
       </w:rPr>
     </w:lvl>
   </w:abstractNum>
-  <w:abstractNum w:abstractNumId="11" w15:restartNumberingAfterBreak="0">
+  <w:abstractNum w:abstractNumId="12" w15:restartNumberingAfterBreak="0">
     <w:nsid w:val="459D55A3"/>
     <w:multiLevelType w:val="multilevel"/>
     <w:tmpl w:val="6B9837F6"/>
@@ -2803,7 +4581,7 @@
       </w:rPr>
     </w:lvl>
   </w:abstractNum>
-  <w:abstractNum w:abstractNumId="12" w15:restartNumberingAfterBreak="0">
+  <w:abstractNum w:abstractNumId="13" w15:restartNumberingAfterBreak="0">
     <w:nsid w:val="4CC02A30"/>
     <w:multiLevelType w:val="hybridMultilevel"/>
     <w:tmpl w:val="86B8C0D0"/>
@@ -2889,7 +4667,7 @@
       </w:pPr>
     </w:lvl>
   </w:abstractNum>
-  <w:abstractNum w:abstractNumId="13" w15:restartNumberingAfterBreak="0">
+  <w:abstractNum w:abstractNumId="14" w15:restartNumberingAfterBreak="0">
     <w:nsid w:val="527E7257"/>
     <w:multiLevelType w:val="multilevel"/>
     <w:tmpl w:val="6B9837F6"/>
@@ -3003,7 +4781,7 @@
       </w:rPr>
     </w:lvl>
   </w:abstractNum>
-  <w:abstractNum w:abstractNumId="14" w15:restartNumberingAfterBreak="0">
+  <w:abstractNum w:abstractNumId="15" w15:restartNumberingAfterBreak="0">
     <w:nsid w:val="58D52BDF"/>
     <w:multiLevelType w:val="multilevel"/>
     <w:tmpl w:val="6B9837F6"/>
@@ -3117,7 +4895,7 @@
       </w:rPr>
     </w:lvl>
   </w:abstractNum>
-  <w:abstractNum w:abstractNumId="15" w15:restartNumberingAfterBreak="0">
+  <w:abstractNum w:abstractNumId="16" w15:restartNumberingAfterBreak="0">
     <w:nsid w:val="5A425359"/>
     <w:multiLevelType w:val="multilevel"/>
     <w:tmpl w:val="6B9837F6"/>
@@ -3231,7 +5009,7 @@
       </w:rPr>
     </w:lvl>
   </w:abstractNum>
-  <w:abstractNum w:abstractNumId="16" w15:restartNumberingAfterBreak="0">
+  <w:abstractNum w:abstractNumId="17" w15:restartNumberingAfterBreak="0">
     <w:nsid w:val="6AF05171"/>
     <w:multiLevelType w:val="multilevel"/>
     <w:tmpl w:val="6B9837F6"/>
@@ -3345,7 +5123,7 @@
       </w:rPr>
     </w:lvl>
   </w:abstractNum>
-  <w:abstractNum w:abstractNumId="17" w15:restartNumberingAfterBreak="0">
+  <w:abstractNum w:abstractNumId="18" w15:restartNumberingAfterBreak="0">
     <w:nsid w:val="6C845BAE"/>
     <w:multiLevelType w:val="hybridMultilevel"/>
     <w:tmpl w:val="EAEE6340"/>
@@ -3434,7 +5212,7 @@
       </w:pPr>
     </w:lvl>
   </w:abstractNum>
-  <w:abstractNum w:abstractNumId="18" w15:restartNumberingAfterBreak="0">
+  <w:abstractNum w:abstractNumId="19" w15:restartNumberingAfterBreak="0">
     <w:nsid w:val="6CC76BB5"/>
     <w:multiLevelType w:val="multilevel"/>
     <w:tmpl w:val="E29E6094"/>
@@ -3548,7 +5326,7 @@
       </w:rPr>
     </w:lvl>
   </w:abstractNum>
-  <w:abstractNum w:abstractNumId="19" w15:restartNumberingAfterBreak="0">
+  <w:abstractNum w:abstractNumId="20" w15:restartNumberingAfterBreak="0">
     <w:nsid w:val="6CD7365C"/>
     <w:multiLevelType w:val="multilevel"/>
     <w:tmpl w:val="48762A20"/>
@@ -3661,7 +5439,7 @@
       </w:rPr>
     </w:lvl>
   </w:abstractNum>
-  <w:abstractNum w:abstractNumId="20" w15:restartNumberingAfterBreak="0">
+  <w:abstractNum w:abstractNumId="21" w15:restartNumberingAfterBreak="0">
     <w:nsid w:val="71A35A22"/>
     <w:multiLevelType w:val="multilevel"/>
     <w:tmpl w:val="445A8038"/>
@@ -3747,7 +5525,7 @@
       </w:pPr>
     </w:lvl>
   </w:abstractNum>
-  <w:abstractNum w:abstractNumId="21" w15:restartNumberingAfterBreak="0">
+  <w:abstractNum w:abstractNumId="22" w15:restartNumberingAfterBreak="0">
     <w:nsid w:val="793B287C"/>
     <w:multiLevelType w:val="multilevel"/>
     <w:tmpl w:val="6B9837F6"/>
@@ -3861,77 +5639,80 @@
       </w:rPr>
     </w:lvl>
   </w:abstractNum>
-  <w:num w:numId="1">
+  <w:num w:numId="1" w16cid:durableId="1645044453">
+    <w:abstractNumId w:val="15"/>
+  </w:num>
+  <w:num w:numId="2" w16cid:durableId="446393478">
     <w:abstractNumId w:val="14"/>
   </w:num>
-  <w:num w:numId="2">
+  <w:num w:numId="3" w16cid:durableId="1604456377">
+    <w:abstractNumId w:val="21"/>
+  </w:num>
+  <w:num w:numId="4" w16cid:durableId="1666011090">
+    <w:abstractNumId w:val="10"/>
+  </w:num>
+  <w:num w:numId="5" w16cid:durableId="989552254">
+    <w:abstractNumId w:val="19"/>
+  </w:num>
+  <w:num w:numId="6" w16cid:durableId="1678845411">
+    <w:abstractNumId w:val="9"/>
+  </w:num>
+  <w:num w:numId="7" w16cid:durableId="1954556281">
+    <w:abstractNumId w:val="0"/>
+  </w:num>
+  <w:num w:numId="8" w16cid:durableId="113451767">
+    <w:abstractNumId w:val="12"/>
+  </w:num>
+  <w:num w:numId="9" w16cid:durableId="957376578">
+    <w:abstractNumId w:val="20"/>
+  </w:num>
+  <w:num w:numId="10" w16cid:durableId="2124762573">
+    <w:abstractNumId w:val="5"/>
+  </w:num>
+  <w:num w:numId="11" w16cid:durableId="936445907">
+    <w:abstractNumId w:val="22"/>
+  </w:num>
+  <w:num w:numId="12" w16cid:durableId="241529126">
+    <w:abstractNumId w:val="1"/>
+  </w:num>
+  <w:num w:numId="13" w16cid:durableId="804540859">
+    <w:abstractNumId w:val="6"/>
+  </w:num>
+  <w:num w:numId="14" w16cid:durableId="685785334">
+    <w:abstractNumId w:val="17"/>
+  </w:num>
+  <w:num w:numId="15" w16cid:durableId="1054937567">
+    <w:abstractNumId w:val="2"/>
+  </w:num>
+  <w:num w:numId="16" w16cid:durableId="83262884">
+    <w:abstractNumId w:val="16"/>
+  </w:num>
+  <w:num w:numId="17" w16cid:durableId="1660767754">
+    <w:abstractNumId w:val="7"/>
+  </w:num>
+  <w:num w:numId="18" w16cid:durableId="1936404462">
     <w:abstractNumId w:val="13"/>
   </w:num>
-  <w:num w:numId="3">
-    <w:abstractNumId w:val="20"/>
+  <w:num w:numId="19" w16cid:durableId="1430930089">
+    <w:abstractNumId w:val="3"/>
   </w:num>
-  <w:num w:numId="4">
-    <w:abstractNumId w:val="9"/>
-  </w:num>
-  <w:num w:numId="5">
+  <w:num w:numId="20" w16cid:durableId="2023587674">
     <w:abstractNumId w:val="18"/>
   </w:num>
-  <w:num w:numId="6">
-    <w:abstractNumId w:val="8"/>
+  <w:num w:numId="21" w16cid:durableId="1150709163">
+    <w:abstractNumId w:val="4"/>
   </w:num>
-  <w:num w:numId="7">
-    <w:abstractNumId w:val="0"/>
-  </w:num>
-  <w:num w:numId="8">
+  <w:num w:numId="22" w16cid:durableId="1893737541">
     <w:abstractNumId w:val="11"/>
   </w:num>
-  <w:num w:numId="9">
-    <w:abstractNumId w:val="19"/>
-  </w:num>
-  <w:num w:numId="10">
-    <w:abstractNumId w:val="5"/>
-  </w:num>
-  <w:num w:numId="11">
-    <w:abstractNumId w:val="21"/>
-  </w:num>
-  <w:num w:numId="12">
-    <w:abstractNumId w:val="1"/>
-  </w:num>
-  <w:num w:numId="13">
-    <w:abstractNumId w:val="6"/>
-  </w:num>
-  <w:num w:numId="14">
-    <w:abstractNumId w:val="16"/>
-  </w:num>
-  <w:num w:numId="15">
-    <w:abstractNumId w:val="2"/>
-  </w:num>
-  <w:num w:numId="16">
-    <w:abstractNumId w:val="15"/>
-  </w:num>
-  <w:num w:numId="17">
-    <w:abstractNumId w:val="7"/>
-  </w:num>
-  <w:num w:numId="18">
-    <w:abstractNumId w:val="12"/>
-  </w:num>
-  <w:num w:numId="19">
-    <w:abstractNumId w:val="3"/>
-  </w:num>
-  <w:num w:numId="20">
-    <w:abstractNumId w:val="17"/>
-  </w:num>
-  <w:num w:numId="21">
-    <w:abstractNumId w:val="4"/>
-  </w:num>
-  <w:num w:numId="22">
-    <w:abstractNumId w:val="10"/>
+  <w:num w:numId="23" w16cid:durableId="650402806">
+    <w:abstractNumId w:val="8"/>
   </w:num>
 </w:numbering>
 </file>
 
 <file path=word/styles.xml><?xml version="1.0" encoding="utf-8"?>
-<w:styles xmlns:mc="http://schemas.openxmlformats.org/markup-compatibility/2006" xmlns:r="http://schemas.openxmlformats.org/officeDocument/2006/relationships" xmlns:w="http://schemas.openxmlformats.org/wordprocessingml/2006/main" xmlns:w14="http://schemas.microsoft.com/office/word/2010/wordml" xmlns:w15="http://schemas.microsoft.com/office/word/2012/wordml" mc:Ignorable="w14 w15">
+<w:styles xmlns:mc="http://schemas.openxmlformats.org/markup-compatibility/2006" xmlns:r="http://schemas.openxmlformats.org/officeDocument/2006/relationships" xmlns:w="http://schemas.openxmlformats.org/wordprocessingml/2006/main" xmlns:w14="http://schemas.microsoft.com/office/word/2010/wordml" xmlns:w15="http://schemas.microsoft.com/office/word/2012/wordml" xmlns:w16cex="http://schemas.microsoft.com/office/word/2018/wordml/cex" xmlns:w16cid="http://schemas.microsoft.com/office/word/2016/wordml/cid" xmlns:w16="http://schemas.microsoft.com/office/word/2018/wordml" xmlns:w16sdtdh="http://schemas.microsoft.com/office/word/2020/wordml/sdtdatahash" xmlns:w16se="http://schemas.microsoft.com/office/word/2015/wordml/symex" mc:Ignorable="w14 w15 w16se w16cid w16 w16cex w16sdtdh">
   <w:docDefaults>
     <w:rPrDefault>
       <w:rPr>
@@ -3947,7 +5728,7 @@
       </w:pPr>
     </w:pPrDefault>
   </w:docDefaults>
-  <w:latentStyles w:defLockedState="0" w:defUIPriority="99" w:defSemiHidden="0" w:defUnhideWhenUsed="0" w:defQFormat="0" w:count="371">
+  <w:latentStyles w:defLockedState="0" w:defUIPriority="99" w:defSemiHidden="0" w:defUnhideWhenUsed="0" w:defQFormat="0" w:count="376">
     <w:lsdException w:name="Normal" w:uiPriority="0" w:qFormat="1"/>
     <w:lsdException w:name="heading 1" w:uiPriority="9" w:qFormat="1"/>
     <w:lsdException w:name="heading 2" w:semiHidden="1" w:uiPriority="9" w:unhideWhenUsed="1" w:qFormat="1"/>
@@ -4319,9 +6100,15 @@
     <w:lsdException w:name="List Table 5 Dark Accent 6" w:uiPriority="50"/>
     <w:lsdException w:name="List Table 6 Colorful Accent 6" w:uiPriority="51"/>
     <w:lsdException w:name="List Table 7 Colorful Accent 6" w:uiPriority="52"/>
+    <w:lsdException w:name="Mention" w:semiHidden="1" w:unhideWhenUsed="1"/>
+    <w:lsdException w:name="Smart Hyperlink" w:semiHidden="1" w:unhideWhenUsed="1"/>
+    <w:lsdException w:name="Hashtag" w:semiHidden="1" w:unhideWhenUsed="1"/>
+    <w:lsdException w:name="Unresolved Mention" w:semiHidden="1" w:unhideWhenUsed="1"/>
+    <w:lsdException w:name="Smart Link" w:semiHidden="1" w:unhideWhenUsed="1"/>
   </w:latentStyles>
   <w:style w:type="paragraph" w:default="1" w:styleId="a">
     <w:name w:val="Normal"/>
+    <w:rsid w:val="0067015E"/>
   </w:style>
   <w:style w:type="paragraph" w:styleId="1">
     <w:name w:val="heading 1"/>
